--- a/Documentos Base/Sprint 2 documentacion/Sprint_02_Retrospectiva_ICARO_V2.docx
+++ b/Documentos Base/Sprint 2 documentacion/Sprint_02_Retrospectiva_ICARO_V2.docx
@@ -13,23 +13,7 @@
           <w:b/>
           <w:sz w:val="28"/>
         </w:rPr>
-        <w:t>ACTA DE RETROSPECTIVA — SPRINT 02  (</w:t>
-      </w:r>
-      <w:r>
-        <w:rPr>
-          <w:rFonts w:ascii="Calibri" w:hAnsi="Calibri"/>
-          <w:b/>
-          <w:sz w:val="28"/>
-        </w:rPr>
-        <w:t>Versión</w:t>
-      </w:r>
-      <w:r>
-        <w:rPr>
-          <w:rFonts w:ascii="Calibri" w:hAnsi="Calibri"/>
-          <w:b/>
-          <w:sz w:val="28"/>
-        </w:rPr>
-        <w:t xml:space="preserve"> 2.0)</w:t>
+        <w:t xml:space="preserve">ACTA DE RETROSPECTIVA — SPRINT 02 </w:t>
       </w:r>
     </w:p>
     <w:p>
@@ -77,7 +61,43 @@
           <w:color w:val="595959"/>
           <w:sz w:val="18"/>
         </w:rPr>
-        <w:t>Código: RET-SPR-02 | versión: 2.0 | Fecha: 12/05/2026</w:t>
+        <w:t xml:space="preserve">Código: RET-SPR-02 | versión: 2.0 | Fecha: </w:t>
+      </w:r>
+      <w:r>
+        <w:rPr>
+          <w:rFonts w:ascii="Calibri" w:hAnsi="Calibri"/>
+          <w:i/>
+          <w:color w:val="595959"/>
+          <w:sz w:val="18"/>
+        </w:rPr>
+        <w:t>25</w:t>
+      </w:r>
+      <w:r>
+        <w:rPr>
+          <w:rFonts w:ascii="Calibri" w:hAnsi="Calibri"/>
+          <w:i/>
+          <w:color w:val="595959"/>
+          <w:sz w:val="18"/>
+        </w:rPr>
+        <w:t>/0</w:t>
+      </w:r>
+      <w:r>
+        <w:rPr>
+          <w:rFonts w:ascii="Calibri" w:hAnsi="Calibri"/>
+          <w:i/>
+          <w:color w:val="595959"/>
+          <w:sz w:val="18"/>
+        </w:rPr>
+        <w:t>4</w:t>
+      </w:r>
+      <w:r>
+        <w:rPr>
+          <w:rFonts w:ascii="Calibri" w:hAnsi="Calibri"/>
+          <w:i/>
+          <w:color w:val="595959"/>
+          <w:sz w:val="18"/>
+        </w:rPr>
+        <w:t>/2026</w:t>
       </w:r>
     </w:p>
     <w:p>
@@ -281,7 +301,31 @@
                 <w:color w:val="000000"/>
                 <w:szCs w:val="28"/>
               </w:rPr>
-              <w:t>12/05/2026</w:t>
+              <w:t>25</w:t>
+            </w:r>
+            <w:r>
+              <w:rPr>
+                <w:rFonts w:ascii="Calibri" w:hAnsi="Calibri"/>
+                <w:color w:val="000000"/>
+                <w:szCs w:val="28"/>
+              </w:rPr>
+              <w:t>/0</w:t>
+            </w:r>
+            <w:r>
+              <w:rPr>
+                <w:rFonts w:ascii="Calibri" w:hAnsi="Calibri"/>
+                <w:color w:val="000000"/>
+                <w:szCs w:val="28"/>
+              </w:rPr>
+              <w:t>4</w:t>
+            </w:r>
+            <w:r>
+              <w:rPr>
+                <w:rFonts w:ascii="Calibri" w:hAnsi="Calibri"/>
+                <w:color w:val="000000"/>
+                <w:szCs w:val="28"/>
+              </w:rPr>
+              <w:t>/2026</w:t>
             </w:r>
           </w:p>
         </w:tc>
@@ -610,7 +654,23 @@
                 <w:color w:val="000000"/>
                 <w:szCs w:val="28"/>
               </w:rPr>
-              <w:t>29/04/2026</w:t>
+              <w:t>2</w:t>
+            </w:r>
+            <w:r>
+              <w:rPr>
+                <w:rFonts w:ascii="Calibri" w:hAnsi="Calibri"/>
+                <w:color w:val="000000"/>
+                <w:szCs w:val="28"/>
+              </w:rPr>
+              <w:t>2</w:t>
+            </w:r>
+            <w:r>
+              <w:rPr>
+                <w:rFonts w:ascii="Calibri" w:hAnsi="Calibri"/>
+                <w:color w:val="000000"/>
+                <w:szCs w:val="28"/>
+              </w:rPr>
+              <w:t>/04/2026</w:t>
             </w:r>
           </w:p>
         </w:tc>
@@ -653,7 +713,15 @@
                 <w:color w:val="000000"/>
                 <w:szCs w:val="28"/>
               </w:rPr>
-              <w:t>versión inicial del acta de retrospectiva.</w:t>
+              <w:t>V</w:t>
+            </w:r>
+            <w:r>
+              <w:rPr>
+                <w:rFonts w:ascii="Calibri" w:hAnsi="Calibri"/>
+                <w:color w:val="000000"/>
+                <w:szCs w:val="28"/>
+              </w:rPr>
+              <w:t>ersión inicial del acta de retrospectiva.</w:t>
             </w:r>
           </w:p>
         </w:tc>
@@ -699,7 +767,31 @@
                 <w:color w:val="000000"/>
                 <w:szCs w:val="28"/>
               </w:rPr>
-              <w:t>12/05/2026</w:t>
+              <w:t>25</w:t>
+            </w:r>
+            <w:r>
+              <w:rPr>
+                <w:rFonts w:ascii="Calibri" w:hAnsi="Calibri"/>
+                <w:color w:val="000000"/>
+                <w:szCs w:val="28"/>
+              </w:rPr>
+              <w:t>/0</w:t>
+            </w:r>
+            <w:r>
+              <w:rPr>
+                <w:rFonts w:ascii="Calibri" w:hAnsi="Calibri"/>
+                <w:color w:val="000000"/>
+                <w:szCs w:val="28"/>
+              </w:rPr>
+              <w:t>4</w:t>
+            </w:r>
+            <w:r>
+              <w:rPr>
+                <w:rFonts w:ascii="Calibri" w:hAnsi="Calibri"/>
+                <w:color w:val="000000"/>
+                <w:szCs w:val="28"/>
+              </w:rPr>
+              <w:t>/2026</w:t>
             </w:r>
           </w:p>
         </w:tc>
@@ -774,7 +866,7 @@
                 <w:color w:val="000000"/>
                 <w:szCs w:val="28"/>
               </w:rPr>
-              <w:t xml:space="preserve"> de compromisos Sprint 01, glosario incorporado.</w:t>
+              <w:t xml:space="preserve"> de compromisos Sprint 01.</w:t>
             </w:r>
           </w:p>
         </w:tc>
@@ -1112,7 +1204,7 @@
                 <w:color w:val="000000"/>
                 <w:szCs w:val="28"/>
               </w:rPr>
-              <w:t>[Nombre del Scrum Master]</w:t>
+              <w:t>Ivan Santiago Pulgar Leon</w:t>
             </w:r>
           </w:p>
         </w:tc>
@@ -1623,20 +1715,19 @@
         <w:tblLook w:val="04A0" w:firstRow="1" w:lastRow="0" w:firstColumn="1" w:lastColumn="0" w:noHBand="0" w:noVBand="1"/>
       </w:tblPr>
       <w:tblGrid>
-        <w:gridCol w:w="4252"/>
-        <w:gridCol w:w="1417"/>
-        <w:gridCol w:w="3685"/>
+        <w:gridCol w:w="5070"/>
+        <w:gridCol w:w="1296"/>
+        <w:gridCol w:w="3150"/>
       </w:tblGrid>
       <w:tr>
         <w:tc>
           <w:tcPr>
-            <w:tcW w:w="4252" w:type="dxa"/>
+            <w:tcW w:w="5070" w:type="dxa"/>
             <w:shd w:val="clear" w:color="auto" w:fill="1F3864"/>
             <w:vAlign w:val="center"/>
           </w:tcPr>
           <w:p>
             <w:pPr>
-              <w:jc w:val="center"/>
               <w:rPr>
                 <w:szCs w:val="28"/>
               </w:rPr>
@@ -1654,13 +1745,12 @@
         </w:tc>
         <w:tc>
           <w:tcPr>
-            <w:tcW w:w="1417" w:type="dxa"/>
+            <w:tcW w:w="1134" w:type="dxa"/>
             <w:shd w:val="clear" w:color="auto" w:fill="1F3864"/>
             <w:vAlign w:val="center"/>
           </w:tcPr>
           <w:p>
             <w:pPr>
-              <w:jc w:val="center"/>
               <w:rPr>
                 <w:szCs w:val="28"/>
               </w:rPr>
@@ -1678,13 +1768,12 @@
         </w:tc>
         <w:tc>
           <w:tcPr>
-            <w:tcW w:w="3685" w:type="dxa"/>
+            <w:tcW w:w="3150" w:type="dxa"/>
             <w:shd w:val="clear" w:color="auto" w:fill="1F3864"/>
             <w:vAlign w:val="center"/>
           </w:tcPr>
           <w:p>
             <w:pPr>
-              <w:jc w:val="center"/>
               <w:rPr>
                 <w:szCs w:val="28"/>
               </w:rPr>
@@ -1704,7 +1793,7 @@
       <w:tr>
         <w:tc>
           <w:tcPr>
-            <w:tcW w:w="4252" w:type="dxa"/>
+            <w:tcW w:w="5070" w:type="dxa"/>
             <w:shd w:val="clear" w:color="auto" w:fill="FFFFFF"/>
             <w:vAlign w:val="center"/>
           </w:tcPr>
@@ -1726,13 +1815,12 @@
         </w:tc>
         <w:tc>
           <w:tcPr>
-            <w:tcW w:w="1417" w:type="dxa"/>
+            <w:tcW w:w="1134" w:type="dxa"/>
             <w:shd w:val="clear" w:color="auto" w:fill="E2EFDA"/>
             <w:vAlign w:val="center"/>
           </w:tcPr>
           <w:p>
             <w:pPr>
-              <w:jc w:val="center"/>
               <w:rPr>
                 <w:szCs w:val="28"/>
               </w:rPr>
@@ -1750,7 +1838,7 @@
         </w:tc>
         <w:tc>
           <w:tcPr>
-            <w:tcW w:w="3685" w:type="dxa"/>
+            <w:tcW w:w="3150" w:type="dxa"/>
             <w:vAlign w:val="center"/>
           </w:tcPr>
           <w:p>
@@ -1765,7 +1853,7 @@
       <w:tr>
         <w:tc>
           <w:tcPr>
-            <w:tcW w:w="4252" w:type="dxa"/>
+            <w:tcW w:w="5070" w:type="dxa"/>
             <w:shd w:val="clear" w:color="auto" w:fill="D9E1F2"/>
             <w:vAlign w:val="center"/>
           </w:tcPr>
@@ -1787,13 +1875,12 @@
         </w:tc>
         <w:tc>
           <w:tcPr>
-            <w:tcW w:w="1417" w:type="dxa"/>
+            <w:tcW w:w="1134" w:type="dxa"/>
             <w:shd w:val="clear" w:color="auto" w:fill="E2EFDA"/>
             <w:vAlign w:val="center"/>
           </w:tcPr>
           <w:p>
             <w:pPr>
-              <w:jc w:val="center"/>
               <w:rPr>
                 <w:szCs w:val="28"/>
               </w:rPr>
@@ -1811,7 +1898,7 @@
         </w:tc>
         <w:tc>
           <w:tcPr>
-            <w:tcW w:w="3685" w:type="dxa"/>
+            <w:tcW w:w="3150" w:type="dxa"/>
             <w:vAlign w:val="center"/>
           </w:tcPr>
           <w:p>
@@ -1834,7 +1921,7 @@
       <w:tr>
         <w:tc>
           <w:tcPr>
-            <w:tcW w:w="4252" w:type="dxa"/>
+            <w:tcW w:w="5070" w:type="dxa"/>
             <w:shd w:val="clear" w:color="auto" w:fill="FFFFFF"/>
             <w:vAlign w:val="center"/>
           </w:tcPr>
@@ -1872,13 +1959,12 @@
         </w:tc>
         <w:tc>
           <w:tcPr>
-            <w:tcW w:w="1417" w:type="dxa"/>
+            <w:tcW w:w="1134" w:type="dxa"/>
             <w:shd w:val="clear" w:color="auto" w:fill="E2EFDA"/>
             <w:vAlign w:val="center"/>
           </w:tcPr>
           <w:p>
             <w:pPr>
-              <w:jc w:val="center"/>
               <w:rPr>
                 <w:szCs w:val="28"/>
               </w:rPr>
@@ -1896,7 +1982,7 @@
         </w:tc>
         <w:tc>
           <w:tcPr>
-            <w:tcW w:w="3685" w:type="dxa"/>
+            <w:tcW w:w="3150" w:type="dxa"/>
             <w:vAlign w:val="center"/>
           </w:tcPr>
           <w:p>
@@ -1919,7 +2005,7 @@
       <w:tr>
         <w:tc>
           <w:tcPr>
-            <w:tcW w:w="4252" w:type="dxa"/>
+            <w:tcW w:w="5070" w:type="dxa"/>
             <w:shd w:val="clear" w:color="auto" w:fill="D9E1F2"/>
             <w:vAlign w:val="center"/>
           </w:tcPr>
@@ -1941,13 +2027,12 @@
         </w:tc>
         <w:tc>
           <w:tcPr>
-            <w:tcW w:w="1417" w:type="dxa"/>
+            <w:tcW w:w="1134" w:type="dxa"/>
             <w:shd w:val="clear" w:color="auto" w:fill="E2EFDA"/>
             <w:vAlign w:val="center"/>
           </w:tcPr>
           <w:p>
             <w:pPr>
-              <w:jc w:val="center"/>
               <w:rPr>
                 <w:szCs w:val="28"/>
               </w:rPr>
@@ -1965,7 +2050,7 @@
         </w:tc>
         <w:tc>
           <w:tcPr>
-            <w:tcW w:w="3685" w:type="dxa"/>
+            <w:tcW w:w="3150" w:type="dxa"/>
             <w:vAlign w:val="center"/>
           </w:tcPr>
           <w:p>
@@ -1996,7 +2081,7 @@
       <w:tr>
         <w:tc>
           <w:tcPr>
-            <w:tcW w:w="4252" w:type="dxa"/>
+            <w:tcW w:w="5070" w:type="dxa"/>
             <w:shd w:val="clear" w:color="auto" w:fill="FFFFFF"/>
             <w:vAlign w:val="center"/>
           </w:tcPr>
@@ -2018,13 +2103,12 @@
         </w:tc>
         <w:tc>
           <w:tcPr>
-            <w:tcW w:w="1417" w:type="dxa"/>
+            <w:tcW w:w="1134" w:type="dxa"/>
             <w:shd w:val="clear" w:color="auto" w:fill="E2EFDA"/>
             <w:vAlign w:val="center"/>
           </w:tcPr>
           <w:p>
             <w:pPr>
-              <w:jc w:val="center"/>
               <w:rPr>
                 <w:szCs w:val="28"/>
               </w:rPr>
@@ -2042,7 +2126,7 @@
         </w:tc>
         <w:tc>
           <w:tcPr>
-            <w:tcW w:w="3685" w:type="dxa"/>
+            <w:tcW w:w="3150" w:type="dxa"/>
             <w:vAlign w:val="center"/>
           </w:tcPr>
           <w:p>
@@ -2065,7 +2149,7 @@
       <w:tr>
         <w:tc>
           <w:tcPr>
-            <w:tcW w:w="4252" w:type="dxa"/>
+            <w:tcW w:w="5070" w:type="dxa"/>
             <w:shd w:val="clear" w:color="auto" w:fill="D9E1F2"/>
             <w:vAlign w:val="center"/>
           </w:tcPr>
@@ -2087,13 +2171,12 @@
         </w:tc>
         <w:tc>
           <w:tcPr>
-            <w:tcW w:w="1417" w:type="dxa"/>
+            <w:tcW w:w="1134" w:type="dxa"/>
             <w:shd w:val="clear" w:color="auto" w:fill="E2EFDA"/>
             <w:vAlign w:val="center"/>
           </w:tcPr>
           <w:p>
             <w:pPr>
-              <w:jc w:val="center"/>
               <w:rPr>
                 <w:szCs w:val="28"/>
               </w:rPr>
@@ -2111,7 +2194,7 @@
         </w:tc>
         <w:tc>
           <w:tcPr>
-            <w:tcW w:w="3685" w:type="dxa"/>
+            <w:tcW w:w="3150" w:type="dxa"/>
             <w:vAlign w:val="center"/>
           </w:tcPr>
           <w:p>
@@ -2144,17 +2227,18 @@
       <w:tblPr>
         <w:tblStyle w:val="Tablaconcuadrcula"/>
         <w:tblW w:w="0" w:type="auto"/>
+        <w:tblLayout w:type="fixed"/>
         <w:tblLook w:val="04A0" w:firstRow="1" w:lastRow="0" w:firstColumn="1" w:lastColumn="0" w:noHBand="0" w:noVBand="1"/>
       </w:tblPr>
       <w:tblGrid>
         <w:gridCol w:w="518"/>
         <w:gridCol w:w="2388"/>
-        <w:gridCol w:w="565"/>
-        <w:gridCol w:w="1392"/>
-        <w:gridCol w:w="564"/>
-        <w:gridCol w:w="564"/>
-        <w:gridCol w:w="1173"/>
-        <w:gridCol w:w="2741"/>
+        <w:gridCol w:w="746"/>
+        <w:gridCol w:w="1134"/>
+        <w:gridCol w:w="641"/>
+        <w:gridCol w:w="635"/>
+        <w:gridCol w:w="1276"/>
+        <w:gridCol w:w="2567"/>
       </w:tblGrid>
       <w:tr>
         <w:trPr>
@@ -2168,7 +2252,6 @@
           </w:tcPr>
           <w:p>
             <w:pPr>
-              <w:jc w:val="center"/>
               <w:rPr>
                 <w:sz w:val="20"/>
                 <w:szCs w:val="28"/>
@@ -2194,7 +2277,6 @@
           </w:tcPr>
           <w:p>
             <w:pPr>
-              <w:jc w:val="center"/>
               <w:rPr>
                 <w:sz w:val="20"/>
                 <w:szCs w:val="28"/>
@@ -2214,13 +2296,12 @@
         </w:tc>
         <w:tc>
           <w:tcPr>
-            <w:tcW w:w="565" w:type="dxa"/>
+            <w:tcW w:w="746" w:type="dxa"/>
             <w:shd w:val="clear" w:color="auto" w:fill="1F3864"/>
             <w:vAlign w:val="center"/>
           </w:tcPr>
           <w:p>
             <w:pPr>
-              <w:jc w:val="center"/>
               <w:rPr>
                 <w:sz w:val="20"/>
                 <w:szCs w:val="28"/>
@@ -2240,13 +2321,12 @@
         </w:tc>
         <w:tc>
           <w:tcPr>
-            <w:tcW w:w="890" w:type="dxa"/>
+            <w:tcW w:w="1134" w:type="dxa"/>
             <w:shd w:val="clear" w:color="auto" w:fill="1F3864"/>
             <w:vAlign w:val="center"/>
           </w:tcPr>
           <w:p>
             <w:pPr>
-              <w:jc w:val="center"/>
               <w:rPr>
                 <w:sz w:val="20"/>
                 <w:szCs w:val="28"/>
@@ -2266,13 +2346,12 @@
         </w:tc>
         <w:tc>
           <w:tcPr>
-            <w:tcW w:w="1066" w:type="dxa"/>
+            <w:tcW w:w="641" w:type="dxa"/>
             <w:shd w:val="clear" w:color="auto" w:fill="1F3864"/>
             <w:vAlign w:val="center"/>
           </w:tcPr>
           <w:p>
             <w:pPr>
-              <w:jc w:val="center"/>
               <w:rPr>
                 <w:sz w:val="20"/>
                 <w:szCs w:val="28"/>
@@ -2292,13 +2371,12 @@
         </w:tc>
         <w:tc>
           <w:tcPr>
-            <w:tcW w:w="564" w:type="dxa"/>
+            <w:tcW w:w="635" w:type="dxa"/>
             <w:shd w:val="clear" w:color="auto" w:fill="1F3864"/>
             <w:vAlign w:val="center"/>
           </w:tcPr>
           <w:p>
             <w:pPr>
-              <w:jc w:val="center"/>
               <w:rPr>
                 <w:sz w:val="20"/>
                 <w:szCs w:val="28"/>
@@ -2318,13 +2396,12 @@
         </w:tc>
         <w:tc>
           <w:tcPr>
-            <w:tcW w:w="1173" w:type="dxa"/>
+            <w:tcW w:w="1276" w:type="dxa"/>
             <w:shd w:val="clear" w:color="auto" w:fill="1F3864"/>
             <w:vAlign w:val="center"/>
           </w:tcPr>
           <w:p>
             <w:pPr>
-              <w:jc w:val="center"/>
               <w:rPr>
                 <w:sz w:val="20"/>
                 <w:szCs w:val="28"/>
@@ -2344,13 +2421,12 @@
         </w:tc>
         <w:tc>
           <w:tcPr>
-            <w:tcW w:w="2741" w:type="dxa"/>
+            <w:tcW w:w="2567" w:type="dxa"/>
             <w:shd w:val="clear" w:color="auto" w:fill="1F3864"/>
             <w:vAlign w:val="center"/>
           </w:tcPr>
           <w:p>
             <w:pPr>
-              <w:jc w:val="center"/>
               <w:rPr>
                 <w:sz w:val="20"/>
                 <w:szCs w:val="28"/>
@@ -2381,7 +2457,6 @@
           </w:tcPr>
           <w:p>
             <w:pPr>
-              <w:jc w:val="center"/>
               <w:rPr>
                 <w:sz w:val="20"/>
                 <w:szCs w:val="28"/>
@@ -2442,13 +2517,12 @@
         </w:tc>
         <w:tc>
           <w:tcPr>
-            <w:tcW w:w="565" w:type="dxa"/>
+            <w:tcW w:w="746" w:type="dxa"/>
             <w:shd w:val="clear" w:color="auto" w:fill="F2F2F2"/>
             <w:vAlign w:val="center"/>
           </w:tcPr>
           <w:p>
             <w:pPr>
-              <w:jc w:val="center"/>
               <w:rPr>
                 <w:sz w:val="20"/>
                 <w:szCs w:val="28"/>
@@ -2467,7 +2541,7 @@
         </w:tc>
         <w:tc>
           <w:tcPr>
-            <w:tcW w:w="890" w:type="dxa"/>
+            <w:tcW w:w="1134" w:type="dxa"/>
             <w:shd w:val="clear" w:color="auto" w:fill="F2F2F2"/>
             <w:vAlign w:val="center"/>
           </w:tcPr>
@@ -2491,13 +2565,12 @@
         </w:tc>
         <w:tc>
           <w:tcPr>
-            <w:tcW w:w="1066" w:type="dxa"/>
+            <w:tcW w:w="641" w:type="dxa"/>
             <w:shd w:val="clear" w:color="auto" w:fill="F2F2F2"/>
             <w:vAlign w:val="center"/>
           </w:tcPr>
           <w:p>
             <w:pPr>
-              <w:jc w:val="center"/>
               <w:rPr>
                 <w:sz w:val="20"/>
                 <w:szCs w:val="28"/>
@@ -2516,13 +2589,12 @@
         </w:tc>
         <w:tc>
           <w:tcPr>
-            <w:tcW w:w="564" w:type="dxa"/>
+            <w:tcW w:w="635" w:type="dxa"/>
             <w:shd w:val="clear" w:color="auto" w:fill="F2F2F2"/>
             <w:vAlign w:val="center"/>
           </w:tcPr>
           <w:p>
             <w:pPr>
-              <w:jc w:val="center"/>
               <w:rPr>
                 <w:sz w:val="20"/>
                 <w:szCs w:val="28"/>
@@ -2541,13 +2613,12 @@
         </w:tc>
         <w:tc>
           <w:tcPr>
-            <w:tcW w:w="1173" w:type="dxa"/>
+            <w:tcW w:w="1276" w:type="dxa"/>
             <w:shd w:val="clear" w:color="auto" w:fill="E2EFDA"/>
             <w:vAlign w:val="center"/>
           </w:tcPr>
           <w:p>
             <w:pPr>
-              <w:jc w:val="center"/>
               <w:rPr>
                 <w:sz w:val="20"/>
                 <w:szCs w:val="28"/>
@@ -2566,7 +2637,7 @@
         </w:tc>
         <w:tc>
           <w:tcPr>
-            <w:tcW w:w="2741" w:type="dxa"/>
+            <w:tcW w:w="2567" w:type="dxa"/>
             <w:shd w:val="clear" w:color="auto" w:fill="F2F2F2"/>
             <w:vAlign w:val="center"/>
           </w:tcPr>
@@ -2601,7 +2672,6 @@
           </w:tcPr>
           <w:p>
             <w:pPr>
-              <w:jc w:val="center"/>
               <w:rPr>
                 <w:sz w:val="20"/>
                 <w:szCs w:val="28"/>
@@ -2680,13 +2750,12 @@
         </w:tc>
         <w:tc>
           <w:tcPr>
-            <w:tcW w:w="565" w:type="dxa"/>
+            <w:tcW w:w="746" w:type="dxa"/>
             <w:shd w:val="clear" w:color="auto" w:fill="FFFFFF"/>
             <w:vAlign w:val="center"/>
           </w:tcPr>
           <w:p>
             <w:pPr>
-              <w:jc w:val="center"/>
               <w:rPr>
                 <w:sz w:val="20"/>
                 <w:szCs w:val="28"/>
@@ -2705,7 +2774,7 @@
         </w:tc>
         <w:tc>
           <w:tcPr>
-            <w:tcW w:w="890" w:type="dxa"/>
+            <w:tcW w:w="1134" w:type="dxa"/>
             <w:shd w:val="clear" w:color="auto" w:fill="FFFFFF"/>
             <w:vAlign w:val="center"/>
           </w:tcPr>
@@ -2729,13 +2798,12 @@
         </w:tc>
         <w:tc>
           <w:tcPr>
-            <w:tcW w:w="1066" w:type="dxa"/>
+            <w:tcW w:w="641" w:type="dxa"/>
             <w:shd w:val="clear" w:color="auto" w:fill="FFFFFF"/>
             <w:vAlign w:val="center"/>
           </w:tcPr>
           <w:p>
             <w:pPr>
-              <w:jc w:val="center"/>
               <w:rPr>
                 <w:sz w:val="20"/>
                 <w:szCs w:val="28"/>
@@ -2754,13 +2822,12 @@
         </w:tc>
         <w:tc>
           <w:tcPr>
-            <w:tcW w:w="564" w:type="dxa"/>
+            <w:tcW w:w="635" w:type="dxa"/>
             <w:shd w:val="clear" w:color="auto" w:fill="FFFFFF"/>
             <w:vAlign w:val="center"/>
           </w:tcPr>
           <w:p>
             <w:pPr>
-              <w:jc w:val="center"/>
               <w:rPr>
                 <w:sz w:val="20"/>
                 <w:szCs w:val="28"/>
@@ -2779,13 +2846,12 @@
         </w:tc>
         <w:tc>
           <w:tcPr>
-            <w:tcW w:w="1173" w:type="dxa"/>
+            <w:tcW w:w="1276" w:type="dxa"/>
             <w:shd w:val="clear" w:color="auto" w:fill="E2EFDA"/>
             <w:vAlign w:val="center"/>
           </w:tcPr>
           <w:p>
             <w:pPr>
-              <w:jc w:val="center"/>
               <w:rPr>
                 <w:sz w:val="20"/>
                 <w:szCs w:val="28"/>
@@ -2804,7 +2870,7 @@
         </w:tc>
         <w:tc>
           <w:tcPr>
-            <w:tcW w:w="2741" w:type="dxa"/>
+            <w:tcW w:w="2567" w:type="dxa"/>
             <w:shd w:val="clear" w:color="auto" w:fill="FFFFFF"/>
             <w:vAlign w:val="center"/>
           </w:tcPr>
@@ -2822,7 +2888,7 @@
                 <w:sz w:val="20"/>
                 <w:szCs w:val="28"/>
               </w:rPr>
-              <w:t xml:space="preserve">POST /api/v1/avances requiere: token valido, rol Residente o Admin </w:t>
+              <w:t>POST /api/v1/avances requiere: token valido, rol Residente o Admin</w:t>
             </w:r>
           </w:p>
         </w:tc>
@@ -2839,7 +2905,6 @@
           </w:tcPr>
           <w:p>
             <w:pPr>
-              <w:jc w:val="center"/>
               <w:rPr>
                 <w:sz w:val="20"/>
                 <w:szCs w:val="28"/>
@@ -2882,13 +2947,12 @@
         </w:tc>
         <w:tc>
           <w:tcPr>
-            <w:tcW w:w="565" w:type="dxa"/>
+            <w:tcW w:w="746" w:type="dxa"/>
             <w:shd w:val="clear" w:color="auto" w:fill="F2F2F2"/>
             <w:vAlign w:val="center"/>
           </w:tcPr>
           <w:p>
             <w:pPr>
-              <w:jc w:val="center"/>
               <w:rPr>
                 <w:sz w:val="20"/>
                 <w:szCs w:val="28"/>
@@ -2907,7 +2971,7 @@
         </w:tc>
         <w:tc>
           <w:tcPr>
-            <w:tcW w:w="890" w:type="dxa"/>
+            <w:tcW w:w="1134" w:type="dxa"/>
             <w:shd w:val="clear" w:color="auto" w:fill="F2F2F2"/>
             <w:vAlign w:val="center"/>
           </w:tcPr>
@@ -2931,13 +2995,12 @@
         </w:tc>
         <w:tc>
           <w:tcPr>
-            <w:tcW w:w="1066" w:type="dxa"/>
+            <w:tcW w:w="641" w:type="dxa"/>
             <w:shd w:val="clear" w:color="auto" w:fill="F2F2F2"/>
             <w:vAlign w:val="center"/>
           </w:tcPr>
           <w:p>
             <w:pPr>
-              <w:jc w:val="center"/>
               <w:rPr>
                 <w:sz w:val="20"/>
                 <w:szCs w:val="28"/>
@@ -2956,13 +3019,12 @@
         </w:tc>
         <w:tc>
           <w:tcPr>
-            <w:tcW w:w="564" w:type="dxa"/>
+            <w:tcW w:w="635" w:type="dxa"/>
             <w:shd w:val="clear" w:color="auto" w:fill="F2F2F2"/>
             <w:vAlign w:val="center"/>
           </w:tcPr>
           <w:p>
             <w:pPr>
-              <w:jc w:val="center"/>
               <w:rPr>
                 <w:sz w:val="20"/>
                 <w:szCs w:val="28"/>
@@ -2981,13 +3043,12 @@
         </w:tc>
         <w:tc>
           <w:tcPr>
-            <w:tcW w:w="1173" w:type="dxa"/>
+            <w:tcW w:w="1276" w:type="dxa"/>
             <w:shd w:val="clear" w:color="auto" w:fill="E2EFDA"/>
             <w:vAlign w:val="center"/>
           </w:tcPr>
           <w:p>
             <w:pPr>
-              <w:jc w:val="center"/>
               <w:rPr>
                 <w:sz w:val="20"/>
                 <w:szCs w:val="28"/>
@@ -3006,7 +3067,7 @@
         </w:tc>
         <w:tc>
           <w:tcPr>
-            <w:tcW w:w="2741" w:type="dxa"/>
+            <w:tcW w:w="2567" w:type="dxa"/>
             <w:shd w:val="clear" w:color="auto" w:fill="F2F2F2"/>
             <w:vAlign w:val="center"/>
           </w:tcPr>
@@ -3041,7 +3102,6 @@
           </w:tcPr>
           <w:p>
             <w:pPr>
-              <w:jc w:val="center"/>
               <w:rPr>
                 <w:sz w:val="20"/>
                 <w:szCs w:val="28"/>
@@ -3084,13 +3144,12 @@
         </w:tc>
         <w:tc>
           <w:tcPr>
-            <w:tcW w:w="565" w:type="dxa"/>
+            <w:tcW w:w="746" w:type="dxa"/>
             <w:shd w:val="clear" w:color="auto" w:fill="FFFFFF"/>
             <w:vAlign w:val="center"/>
           </w:tcPr>
           <w:p>
             <w:pPr>
-              <w:jc w:val="center"/>
               <w:rPr>
                 <w:sz w:val="20"/>
                 <w:szCs w:val="28"/>
@@ -3109,7 +3168,7 @@
         </w:tc>
         <w:tc>
           <w:tcPr>
-            <w:tcW w:w="890" w:type="dxa"/>
+            <w:tcW w:w="1134" w:type="dxa"/>
             <w:shd w:val="clear" w:color="auto" w:fill="FFFFFF"/>
             <w:vAlign w:val="center"/>
           </w:tcPr>
@@ -3133,13 +3192,12 @@
         </w:tc>
         <w:tc>
           <w:tcPr>
-            <w:tcW w:w="1066" w:type="dxa"/>
+            <w:tcW w:w="641" w:type="dxa"/>
             <w:shd w:val="clear" w:color="auto" w:fill="FFFFFF"/>
             <w:vAlign w:val="center"/>
           </w:tcPr>
           <w:p>
             <w:pPr>
-              <w:jc w:val="center"/>
               <w:rPr>
                 <w:sz w:val="20"/>
                 <w:szCs w:val="28"/>
@@ -3158,13 +3216,12 @@
         </w:tc>
         <w:tc>
           <w:tcPr>
-            <w:tcW w:w="564" w:type="dxa"/>
+            <w:tcW w:w="635" w:type="dxa"/>
             <w:shd w:val="clear" w:color="auto" w:fill="FFFFFF"/>
             <w:vAlign w:val="center"/>
           </w:tcPr>
           <w:p>
             <w:pPr>
-              <w:jc w:val="center"/>
               <w:rPr>
                 <w:sz w:val="20"/>
                 <w:szCs w:val="28"/>
@@ -3183,13 +3240,12 @@
         </w:tc>
         <w:tc>
           <w:tcPr>
-            <w:tcW w:w="1173" w:type="dxa"/>
+            <w:tcW w:w="1276" w:type="dxa"/>
             <w:shd w:val="clear" w:color="auto" w:fill="E2EFDA"/>
             <w:vAlign w:val="center"/>
           </w:tcPr>
           <w:p>
             <w:pPr>
-              <w:jc w:val="center"/>
               <w:rPr>
                 <w:sz w:val="20"/>
                 <w:szCs w:val="28"/>
@@ -3208,7 +3264,7 @@
         </w:tc>
         <w:tc>
           <w:tcPr>
-            <w:tcW w:w="2741" w:type="dxa"/>
+            <w:tcW w:w="2567" w:type="dxa"/>
             <w:shd w:val="clear" w:color="auto" w:fill="FFFFFF"/>
             <w:vAlign w:val="center"/>
           </w:tcPr>
@@ -3236,15 +3292,6 @@
                 <w:szCs w:val="28"/>
               </w:rPr>
               <w:t xml:space="preserve"> concretos</w:t>
-            </w:r>
-            <w:r>
-              <w:rPr>
-                <w:rFonts w:ascii="Calibri" w:hAnsi="Calibri"/>
-                <w:color w:val="000000"/>
-                <w:sz w:val="20"/>
-                <w:szCs w:val="28"/>
-              </w:rPr>
-              <w:t xml:space="preserve"> </w:t>
             </w:r>
           </w:p>
         </w:tc>
@@ -3261,7 +3308,6 @@
           </w:tcPr>
           <w:p>
             <w:pPr>
-              <w:jc w:val="center"/>
               <w:rPr>
                 <w:sz w:val="20"/>
                 <w:szCs w:val="28"/>
@@ -3322,13 +3368,12 @@
         </w:tc>
         <w:tc>
           <w:tcPr>
-            <w:tcW w:w="565" w:type="dxa"/>
+            <w:tcW w:w="746" w:type="dxa"/>
             <w:shd w:val="clear" w:color="auto" w:fill="F2F2F2"/>
             <w:vAlign w:val="center"/>
           </w:tcPr>
           <w:p>
             <w:pPr>
-              <w:jc w:val="center"/>
               <w:rPr>
                 <w:sz w:val="20"/>
                 <w:szCs w:val="28"/>
@@ -3347,7 +3392,7 @@
         </w:tc>
         <w:tc>
           <w:tcPr>
-            <w:tcW w:w="890" w:type="dxa"/>
+            <w:tcW w:w="1134" w:type="dxa"/>
             <w:shd w:val="clear" w:color="auto" w:fill="F2F2F2"/>
             <w:vAlign w:val="center"/>
           </w:tcPr>
@@ -3371,13 +3416,12 @@
         </w:tc>
         <w:tc>
           <w:tcPr>
-            <w:tcW w:w="1066" w:type="dxa"/>
+            <w:tcW w:w="641" w:type="dxa"/>
             <w:shd w:val="clear" w:color="auto" w:fill="F2F2F2"/>
             <w:vAlign w:val="center"/>
           </w:tcPr>
           <w:p>
             <w:pPr>
-              <w:jc w:val="center"/>
               <w:rPr>
                 <w:sz w:val="20"/>
                 <w:szCs w:val="28"/>
@@ -3396,13 +3440,12 @@
         </w:tc>
         <w:tc>
           <w:tcPr>
-            <w:tcW w:w="564" w:type="dxa"/>
+            <w:tcW w:w="635" w:type="dxa"/>
             <w:shd w:val="clear" w:color="auto" w:fill="F2F2F2"/>
             <w:vAlign w:val="center"/>
           </w:tcPr>
           <w:p>
             <w:pPr>
-              <w:jc w:val="center"/>
               <w:rPr>
                 <w:sz w:val="20"/>
                 <w:szCs w:val="28"/>
@@ -3421,13 +3464,12 @@
         </w:tc>
         <w:tc>
           <w:tcPr>
-            <w:tcW w:w="1173" w:type="dxa"/>
+            <w:tcW w:w="1276" w:type="dxa"/>
             <w:shd w:val="clear" w:color="auto" w:fill="E2EFDA"/>
             <w:vAlign w:val="center"/>
           </w:tcPr>
           <w:p>
             <w:pPr>
-              <w:jc w:val="center"/>
               <w:rPr>
                 <w:sz w:val="20"/>
                 <w:szCs w:val="28"/>
@@ -3446,7 +3488,7 @@
         </w:tc>
         <w:tc>
           <w:tcPr>
-            <w:tcW w:w="2741" w:type="dxa"/>
+            <w:tcW w:w="2567" w:type="dxa"/>
             <w:shd w:val="clear" w:color="auto" w:fill="F2F2F2"/>
             <w:vAlign w:val="center"/>
           </w:tcPr>
@@ -3499,7 +3541,6 @@
           </w:tcPr>
           <w:p>
             <w:pPr>
-              <w:jc w:val="center"/>
               <w:rPr>
                 <w:sz w:val="20"/>
                 <w:szCs w:val="28"/>
@@ -3578,13 +3619,12 @@
         </w:tc>
         <w:tc>
           <w:tcPr>
-            <w:tcW w:w="565" w:type="dxa"/>
+            <w:tcW w:w="746" w:type="dxa"/>
             <w:shd w:val="clear" w:color="auto" w:fill="FFFFFF"/>
             <w:vAlign w:val="center"/>
           </w:tcPr>
           <w:p>
             <w:pPr>
-              <w:jc w:val="center"/>
               <w:rPr>
                 <w:sz w:val="20"/>
                 <w:szCs w:val="28"/>
@@ -3603,7 +3643,7 @@
         </w:tc>
         <w:tc>
           <w:tcPr>
-            <w:tcW w:w="890" w:type="dxa"/>
+            <w:tcW w:w="1134" w:type="dxa"/>
             <w:shd w:val="clear" w:color="auto" w:fill="FFFFFF"/>
             <w:vAlign w:val="center"/>
           </w:tcPr>
@@ -3627,13 +3667,12 @@
         </w:tc>
         <w:tc>
           <w:tcPr>
-            <w:tcW w:w="1066" w:type="dxa"/>
+            <w:tcW w:w="641" w:type="dxa"/>
             <w:shd w:val="clear" w:color="auto" w:fill="FFFFFF"/>
             <w:vAlign w:val="center"/>
           </w:tcPr>
           <w:p>
             <w:pPr>
-              <w:jc w:val="center"/>
               <w:rPr>
                 <w:sz w:val="20"/>
                 <w:szCs w:val="28"/>
@@ -3652,13 +3691,12 @@
         </w:tc>
         <w:tc>
           <w:tcPr>
-            <w:tcW w:w="564" w:type="dxa"/>
+            <w:tcW w:w="635" w:type="dxa"/>
             <w:shd w:val="clear" w:color="auto" w:fill="FFFFFF"/>
             <w:vAlign w:val="center"/>
           </w:tcPr>
           <w:p>
             <w:pPr>
-              <w:jc w:val="center"/>
               <w:rPr>
                 <w:sz w:val="20"/>
                 <w:szCs w:val="28"/>
@@ -3677,13 +3715,12 @@
         </w:tc>
         <w:tc>
           <w:tcPr>
-            <w:tcW w:w="1173" w:type="dxa"/>
+            <w:tcW w:w="1276" w:type="dxa"/>
             <w:shd w:val="clear" w:color="auto" w:fill="E2EFDA"/>
             <w:vAlign w:val="center"/>
           </w:tcPr>
           <w:p>
             <w:pPr>
-              <w:jc w:val="center"/>
               <w:rPr>
                 <w:sz w:val="20"/>
                 <w:szCs w:val="28"/>
@@ -3702,7 +3739,7 @@
         </w:tc>
         <w:tc>
           <w:tcPr>
-            <w:tcW w:w="2741" w:type="dxa"/>
+            <w:tcW w:w="2567" w:type="dxa"/>
             <w:shd w:val="clear" w:color="auto" w:fill="FFFFFF"/>
             <w:vAlign w:val="center"/>
           </w:tcPr>
@@ -4062,16 +4099,7 @@
                 <w:color w:val="000000"/>
                 <w:szCs w:val="28"/>
               </w:rPr>
-              <w:t xml:space="preserve">17 casos en proyectos_avances.test.js cubren Proyectos, Avances y </w:t>
-            </w:r>
-            <w:r>
-              <w:rPr>
-                <w:rFonts w:ascii="Calibri" w:hAnsi="Calibri"/>
-                <w:color w:val="000000"/>
-                <w:szCs w:val="28"/>
-              </w:rPr>
-              <w:lastRenderedPageBreak/>
-              <w:t>Rubros.</w:t>
+              <w:t>17 casos en proyectos_avances.test.js cubren Proyectos, Avances y Rubros.</w:t>
             </w:r>
           </w:p>
         </w:tc>
@@ -4099,7 +4127,6 @@
                 <w:color w:val="000000"/>
                 <w:szCs w:val="28"/>
               </w:rPr>
-              <w:lastRenderedPageBreak/>
               <w:t>3</w:t>
             </w:r>
           </w:p>
@@ -4212,6 +4239,7 @@
                 <w:color w:val="000000"/>
                 <w:szCs w:val="28"/>
               </w:rPr>
+              <w:lastRenderedPageBreak/>
               <w:t>4</w:t>
             </w:r>
           </w:p>
@@ -5166,7 +5194,6 @@
               <w:rPr>
                 <w:rFonts w:ascii="Calibri" w:hAnsi="Calibri"/>
                 <w:b/>
-                <w:color w:val="FFFFFF"/>
                 <w:szCs w:val="28"/>
               </w:rPr>
               <w:t>Métrica</w:t>
@@ -5238,7 +5265,6 @@
             <w:r>
               <w:rPr>
                 <w:rFonts w:ascii="Calibri" w:hAnsi="Calibri"/>
-                <w:color w:val="1F3864"/>
                 <w:szCs w:val="28"/>
               </w:rPr>
               <w:t>Story Points del sprint</w:t>
@@ -5308,7 +5334,6 @@
             <w:r>
               <w:rPr>
                 <w:rFonts w:ascii="Calibri" w:hAnsi="Calibri"/>
-                <w:color w:val="1F3864"/>
                 <w:szCs w:val="28"/>
               </w:rPr>
               <w:t>N° historias de usuario (HU)</w:t>
@@ -5378,7 +5403,6 @@
             <w:r>
               <w:rPr>
                 <w:rFonts w:ascii="Calibri" w:hAnsi="Calibri"/>
-                <w:color w:val="1F3864"/>
                 <w:szCs w:val="28"/>
               </w:rPr>
               <w:t xml:space="preserve">N° historias </w:t>
@@ -5386,7 +5410,6 @@
             <w:r>
               <w:rPr>
                 <w:rFonts w:ascii="Calibri" w:hAnsi="Calibri"/>
-                <w:color w:val="1F3864"/>
                 <w:szCs w:val="28"/>
               </w:rPr>
               <w:t>técnicas</w:t>
@@ -5394,7 +5417,6 @@
             <w:r>
               <w:rPr>
                 <w:rFonts w:ascii="Calibri" w:hAnsi="Calibri"/>
-                <w:color w:val="1F3864"/>
                 <w:szCs w:val="28"/>
               </w:rPr>
               <w:t xml:space="preserve"> (HT)</w:t>
@@ -5464,7 +5486,6 @@
             <w:r>
               <w:rPr>
                 <w:rFonts w:ascii="Calibri" w:hAnsi="Calibri"/>
-                <w:color w:val="1F3864"/>
                 <w:szCs w:val="28"/>
               </w:rPr>
               <w:t xml:space="preserve">N° </w:t>
@@ -5472,7 +5493,6 @@
             <w:r>
               <w:rPr>
                 <w:rFonts w:ascii="Calibri" w:hAnsi="Calibri"/>
-                <w:color w:val="1F3864"/>
                 <w:szCs w:val="28"/>
               </w:rPr>
               <w:t>ítems</w:t>
@@ -5480,7 +5500,6 @@
             <w:r>
               <w:rPr>
                 <w:rFonts w:ascii="Calibri" w:hAnsi="Calibri"/>
-                <w:color w:val="1F3864"/>
                 <w:szCs w:val="28"/>
               </w:rPr>
               <w:t xml:space="preserve"> completados</w:t>
@@ -5550,7 +5569,6 @@
             <w:r>
               <w:rPr>
                 <w:rFonts w:ascii="Calibri" w:hAnsi="Calibri"/>
-                <w:color w:val="1F3864"/>
                 <w:szCs w:val="28"/>
               </w:rPr>
               <w:t xml:space="preserve">N° </w:t>
@@ -5558,7 +5576,6 @@
             <w:r>
               <w:rPr>
                 <w:rFonts w:ascii="Calibri" w:hAnsi="Calibri"/>
-                <w:color w:val="1F3864"/>
                 <w:szCs w:val="28"/>
               </w:rPr>
               <w:t>ítems</w:t>
@@ -5566,7 +5583,6 @@
             <w:r>
               <w:rPr>
                 <w:rFonts w:ascii="Calibri" w:hAnsi="Calibri"/>
-                <w:color w:val="1F3864"/>
                 <w:szCs w:val="28"/>
               </w:rPr>
               <w:t xml:space="preserve"> bloqueados</w:t>
@@ -5636,7 +5652,6 @@
             <w:r>
               <w:rPr>
                 <w:rFonts w:ascii="Calibri" w:hAnsi="Calibri"/>
-                <w:color w:val="1F3864"/>
                 <w:szCs w:val="28"/>
               </w:rPr>
               <w:t>Velocidad (SP/semana)</w:t>
@@ -5706,10 +5721,8 @@
             <w:r>
               <w:rPr>
                 <w:rFonts w:ascii="Calibri" w:hAnsi="Calibri"/>
-                <w:color w:val="1F3864"/>
-                <w:szCs w:val="28"/>
-              </w:rPr>
-              <w:lastRenderedPageBreak/>
+                <w:szCs w:val="28"/>
+              </w:rPr>
               <w:t>% Cumplimiento del backlog</w:t>
             </w:r>
           </w:p>
@@ -5777,7 +5790,6 @@
             <w:r>
               <w:rPr>
                 <w:rFonts w:ascii="Calibri" w:hAnsi="Calibri"/>
-                <w:color w:val="1F3864"/>
                 <w:szCs w:val="28"/>
               </w:rPr>
               <w:t>N° pruebas automatizadas</w:t>
@@ -5847,7 +5859,6 @@
             <w:r>
               <w:rPr>
                 <w:rFonts w:ascii="Calibri" w:hAnsi="Calibri"/>
-                <w:color w:val="1F3864"/>
                 <w:szCs w:val="28"/>
               </w:rPr>
               <w:t xml:space="preserve">N° </w:t>
@@ -5855,7 +5866,6 @@
             <w:r>
               <w:rPr>
                 <w:rFonts w:ascii="Calibri" w:hAnsi="Calibri"/>
-                <w:color w:val="1F3864"/>
                 <w:szCs w:val="28"/>
               </w:rPr>
               <w:t>módulos</w:t>
@@ -5863,7 +5873,6 @@
             <w:r>
               <w:rPr>
                 <w:rFonts w:ascii="Calibri" w:hAnsi="Calibri"/>
-                <w:color w:val="1F3864"/>
                 <w:szCs w:val="28"/>
               </w:rPr>
               <w:t xml:space="preserve"> con cobertura &gt;= 80%</w:t>
@@ -5933,7 +5942,6 @@
             <w:r>
               <w:rPr>
                 <w:rFonts w:ascii="Calibri" w:hAnsi="Calibri"/>
-                <w:color w:val="1F3864"/>
                 <w:szCs w:val="28"/>
               </w:rPr>
               <w:t>N° defectos registrados</w:t>
@@ -6003,7 +6011,6 @@
             <w:r>
               <w:rPr>
                 <w:rFonts w:ascii="Calibri" w:hAnsi="Calibri"/>
-                <w:color w:val="1F3864"/>
                 <w:szCs w:val="28"/>
               </w:rPr>
               <w:t>N° compromisos Sprint 01 cumplidos</w:t>
@@ -6052,7 +6059,16 @@
                 <w:color w:val="000000"/>
                 <w:szCs w:val="28"/>
               </w:rPr>
-              <w:t>2 cumplidos, 1 parcial, 1 pendiente</w:t>
+              <w:t xml:space="preserve">2 cumplidos, 1 parcial, 1 </w:t>
+            </w:r>
+            <w:r>
+              <w:rPr>
+                <w:rFonts w:ascii="Calibri" w:hAnsi="Calibri"/>
+                <w:color w:val="000000"/>
+                <w:szCs w:val="28"/>
+              </w:rPr>
+              <w:lastRenderedPageBreak/>
+              <w:t>pendiente</w:t>
             </w:r>
           </w:p>
         </w:tc>
@@ -6073,9 +6089,9 @@
             <w:r>
               <w:rPr>
                 <w:rFonts w:ascii="Calibri" w:hAnsi="Calibri"/>
-                <w:color w:val="1F3864"/>
-                <w:szCs w:val="28"/>
-              </w:rPr>
+                <w:szCs w:val="28"/>
+              </w:rPr>
+              <w:lastRenderedPageBreak/>
               <w:t>Calidad general del sprint</w:t>
             </w:r>
           </w:p>
@@ -6360,8 +6376,8 @@
       </w:tblPr>
       <w:tblGrid>
         <w:gridCol w:w="567"/>
-        <w:gridCol w:w="6803"/>
-        <w:gridCol w:w="1984"/>
+        <w:gridCol w:w="5778"/>
+        <w:gridCol w:w="3009"/>
       </w:tblGrid>
       <w:tr>
         <w:tc>
@@ -6373,16 +6389,12 @@
           <w:p>
             <w:pPr>
               <w:jc w:val="center"/>
-              <w:rPr>
-                <w:szCs w:val="28"/>
-              </w:rPr>
             </w:pPr>
             <w:r>
               <w:rPr>
                 <w:rFonts w:ascii="Calibri" w:hAnsi="Calibri"/>
                 <w:b/>
                 <w:color w:val="FFFFFF"/>
-                <w:szCs w:val="28"/>
               </w:rPr>
               <w:t>N°</w:t>
             </w:r>
@@ -6390,23 +6402,19 @@
         </w:tc>
         <w:tc>
           <w:tcPr>
-            <w:tcW w:w="6803" w:type="dxa"/>
+            <w:tcW w:w="5778" w:type="dxa"/>
             <w:shd w:val="clear" w:color="auto" w:fill="1F3864"/>
             <w:vAlign w:val="center"/>
           </w:tcPr>
           <w:p>
             <w:pPr>
               <w:jc w:val="center"/>
-              <w:rPr>
-                <w:szCs w:val="28"/>
-              </w:rPr>
             </w:pPr>
             <w:r>
               <w:rPr>
                 <w:rFonts w:ascii="Calibri" w:hAnsi="Calibri"/>
                 <w:b/>
                 <w:color w:val="FFFFFF"/>
-                <w:szCs w:val="28"/>
               </w:rPr>
               <w:t>Compromiso</w:t>
             </w:r>
@@ -6414,23 +6422,19 @@
         </w:tc>
         <w:tc>
           <w:tcPr>
-            <w:tcW w:w="1984" w:type="dxa"/>
+            <w:tcW w:w="3009" w:type="dxa"/>
             <w:shd w:val="clear" w:color="auto" w:fill="1F3864"/>
             <w:vAlign w:val="center"/>
           </w:tcPr>
           <w:p>
             <w:pPr>
               <w:jc w:val="center"/>
-              <w:rPr>
-                <w:szCs w:val="28"/>
-              </w:rPr>
             </w:pPr>
             <w:r>
               <w:rPr>
                 <w:rFonts w:ascii="Calibri" w:hAnsi="Calibri"/>
                 <w:b/>
                 <w:color w:val="FFFFFF"/>
-                <w:szCs w:val="28"/>
               </w:rPr>
               <w:t>Responsable</w:t>
             </w:r>
@@ -6450,15 +6454,11 @@
           <w:p>
             <w:pPr>
               <w:jc w:val="center"/>
-              <w:rPr>
-                <w:szCs w:val="28"/>
-              </w:rPr>
-            </w:pPr>
-            <w:r>
-              <w:rPr>
-                <w:rFonts w:ascii="Calibri" w:hAnsi="Calibri"/>
-                <w:color w:val="000000"/>
-                <w:szCs w:val="28"/>
+            </w:pPr>
+            <w:r>
+              <w:rPr>
+                <w:rFonts w:ascii="Calibri" w:hAnsi="Calibri"/>
+                <w:color w:val="000000"/>
               </w:rPr>
               <w:t>1</w:t>
             </w:r>
@@ -6466,21 +6466,15 @@
         </w:tc>
         <w:tc>
           <w:tcPr>
-            <w:tcW w:w="6803" w:type="dxa"/>
+            <w:tcW w:w="5778" w:type="dxa"/>
             <w:shd w:val="clear" w:color="auto" w:fill="FFFFFF"/>
             <w:vAlign w:val="center"/>
           </w:tcPr>
           <w:p>
-            <w:pPr>
-              <w:rPr>
-                <w:szCs w:val="28"/>
-              </w:rPr>
-            </w:pPr>
-            <w:r>
-              <w:rPr>
-                <w:rFonts w:ascii="Calibri" w:hAnsi="Calibri"/>
-                <w:color w:val="000000"/>
-                <w:szCs w:val="28"/>
+            <w:r>
+              <w:rPr>
+                <w:rFonts w:ascii="Calibri" w:hAnsi="Calibri"/>
+                <w:color w:val="000000"/>
               </w:rPr>
               <w:t xml:space="preserve">Documentar </w:t>
             </w:r>
@@ -6488,7 +6482,6 @@
               <w:rPr>
                 <w:rFonts w:ascii="Calibri" w:hAnsi="Calibri"/>
                 <w:color w:val="000000"/>
-                <w:szCs w:val="28"/>
               </w:rPr>
               <w:t>estándar</w:t>
             </w:r>
@@ -6496,7 +6489,6 @@
               <w:rPr>
                 <w:rFonts w:ascii="Calibri" w:hAnsi="Calibri"/>
                 <w:color w:val="000000"/>
-                <w:szCs w:val="28"/>
               </w:rPr>
               <w:t xml:space="preserve"> de pipeline de middleware para endpoints con upload.</w:t>
             </w:r>
@@ -6504,21 +6496,15 @@
         </w:tc>
         <w:tc>
           <w:tcPr>
-            <w:tcW w:w="1984" w:type="dxa"/>
+            <w:tcW w:w="3009" w:type="dxa"/>
             <w:shd w:val="clear" w:color="auto" w:fill="FFFFFF"/>
             <w:vAlign w:val="center"/>
           </w:tcPr>
           <w:p>
-            <w:pPr>
-              <w:rPr>
-                <w:szCs w:val="28"/>
-              </w:rPr>
-            </w:pPr>
-            <w:r>
-              <w:rPr>
-                <w:rFonts w:ascii="Calibri" w:hAnsi="Calibri"/>
-                <w:color w:val="000000"/>
-                <w:sz w:val="18"/>
+            <w:r>
+              <w:rPr>
+                <w:rFonts w:ascii="Calibri" w:hAnsi="Calibri"/>
+                <w:color w:val="000000"/>
               </w:rPr>
               <w:t>Ivan Santiago Pulgar Leon</w:t>
             </w:r>
@@ -6538,15 +6524,11 @@
           <w:p>
             <w:pPr>
               <w:jc w:val="center"/>
-              <w:rPr>
-                <w:szCs w:val="28"/>
-              </w:rPr>
-            </w:pPr>
-            <w:r>
-              <w:rPr>
-                <w:rFonts w:ascii="Calibri" w:hAnsi="Calibri"/>
-                <w:color w:val="000000"/>
-                <w:szCs w:val="28"/>
+            </w:pPr>
+            <w:r>
+              <w:rPr>
+                <w:rFonts w:ascii="Calibri" w:hAnsi="Calibri"/>
+                <w:color w:val="000000"/>
               </w:rPr>
               <w:t>2</w:t>
             </w:r>
@@ -6554,21 +6536,15 @@
         </w:tc>
         <w:tc>
           <w:tcPr>
-            <w:tcW w:w="6803" w:type="dxa"/>
+            <w:tcW w:w="5778" w:type="dxa"/>
             <w:shd w:val="clear" w:color="auto" w:fill="D9E1F2"/>
             <w:vAlign w:val="center"/>
           </w:tcPr>
           <w:p>
-            <w:pPr>
-              <w:rPr>
-                <w:szCs w:val="28"/>
-              </w:rPr>
-            </w:pPr>
-            <w:r>
-              <w:rPr>
-                <w:rFonts w:ascii="Calibri" w:hAnsi="Calibri"/>
-                <w:color w:val="000000"/>
-                <w:szCs w:val="28"/>
+            <w:r>
+              <w:rPr>
+                <w:rFonts w:ascii="Calibri" w:hAnsi="Calibri"/>
+                <w:color w:val="000000"/>
               </w:rPr>
               <w:t xml:space="preserve">Implementar y cerrar </w:t>
             </w:r>
@@ -6576,7 +6552,6 @@
               <w:rPr>
                 <w:rFonts w:ascii="Calibri" w:hAnsi="Calibri"/>
                 <w:color w:val="000000"/>
-                <w:szCs w:val="28"/>
               </w:rPr>
               <w:t>migración</w:t>
             </w:r>
@@ -6584,7 +6559,6 @@
               <w:rPr>
                 <w:rFonts w:ascii="Calibri" w:hAnsi="Calibri"/>
                 <w:color w:val="000000"/>
-                <w:szCs w:val="28"/>
               </w:rPr>
               <w:t xml:space="preserve"> de tokens legacy (deuda </w:t>
             </w:r>
@@ -6592,7 +6566,6 @@
               <w:rPr>
                 <w:rFonts w:ascii="Calibri" w:hAnsi="Calibri"/>
                 <w:color w:val="000000"/>
-                <w:szCs w:val="28"/>
               </w:rPr>
               <w:t>técnica</w:t>
             </w:r>
@@ -6600,7 +6573,6 @@
               <w:rPr>
                 <w:rFonts w:ascii="Calibri" w:hAnsi="Calibri"/>
                 <w:color w:val="000000"/>
-                <w:szCs w:val="28"/>
               </w:rPr>
               <w:t>).</w:t>
             </w:r>
@@ -6608,16 +6580,11 @@
         </w:tc>
         <w:tc>
           <w:tcPr>
-            <w:tcW w:w="1984" w:type="dxa"/>
+            <w:tcW w:w="3009" w:type="dxa"/>
             <w:shd w:val="clear" w:color="auto" w:fill="D9E1F2"/>
             <w:vAlign w:val="center"/>
           </w:tcPr>
           <w:p>
-            <w:pPr>
-              <w:rPr>
-                <w:szCs w:val="28"/>
-              </w:rPr>
-            </w:pPr>
             <w:r>
               <w:rPr>
                 <w:rFonts w:ascii="Calibri" w:hAnsi="Calibri"/>
@@ -6641,15 +6608,11 @@
           <w:p>
             <w:pPr>
               <w:jc w:val="center"/>
-              <w:rPr>
-                <w:szCs w:val="28"/>
-              </w:rPr>
-            </w:pPr>
-            <w:r>
-              <w:rPr>
-                <w:rFonts w:ascii="Calibri" w:hAnsi="Calibri"/>
-                <w:color w:val="000000"/>
-                <w:szCs w:val="28"/>
+            </w:pPr>
+            <w:r>
+              <w:rPr>
+                <w:rFonts w:ascii="Calibri" w:hAnsi="Calibri"/>
+                <w:color w:val="000000"/>
               </w:rPr>
               <w:t>3</w:t>
             </w:r>
@@ -6657,21 +6620,15 @@
         </w:tc>
         <w:tc>
           <w:tcPr>
-            <w:tcW w:w="6803" w:type="dxa"/>
+            <w:tcW w:w="5778" w:type="dxa"/>
             <w:shd w:val="clear" w:color="auto" w:fill="FFFFFF"/>
             <w:vAlign w:val="center"/>
           </w:tcPr>
           <w:p>
-            <w:pPr>
-              <w:rPr>
-                <w:szCs w:val="28"/>
-              </w:rPr>
-            </w:pPr>
-            <w:r>
-              <w:rPr>
-                <w:rFonts w:ascii="Calibri" w:hAnsi="Calibri"/>
-                <w:color w:val="000000"/>
-                <w:szCs w:val="28"/>
+            <w:r>
+              <w:rPr>
+                <w:rFonts w:ascii="Calibri" w:hAnsi="Calibri"/>
+                <w:color w:val="000000"/>
               </w:rPr>
               <w:t xml:space="preserve">Agregar pruebas automatizadas para </w:t>
             </w:r>
@@ -6679,7 +6636,6 @@
               <w:rPr>
                 <w:rFonts w:ascii="Calibri" w:hAnsi="Calibri"/>
                 <w:color w:val="000000"/>
-                <w:szCs w:val="28"/>
               </w:rPr>
               <w:t>validación</w:t>
             </w:r>
@@ -6687,7 +6643,6 @@
               <w:rPr>
                 <w:rFonts w:ascii="Calibri" w:hAnsi="Calibri"/>
                 <w:color w:val="000000"/>
-                <w:szCs w:val="28"/>
               </w:rPr>
               <w:t xml:space="preserve"> de MIME type y </w:t>
             </w:r>
@@ -6695,7 +6650,6 @@
               <w:rPr>
                 <w:rFonts w:ascii="Calibri" w:hAnsi="Calibri"/>
                 <w:color w:val="000000"/>
-                <w:szCs w:val="28"/>
               </w:rPr>
               <w:t>tamaño</w:t>
             </w:r>
@@ -6703,7 +6657,6 @@
               <w:rPr>
                 <w:rFonts w:ascii="Calibri" w:hAnsi="Calibri"/>
                 <w:color w:val="000000"/>
-                <w:szCs w:val="28"/>
               </w:rPr>
               <w:t xml:space="preserve"> de imagen.</w:t>
             </w:r>
@@ -6711,16 +6664,11 @@
         </w:tc>
         <w:tc>
           <w:tcPr>
-            <w:tcW w:w="1984" w:type="dxa"/>
+            <w:tcW w:w="3009" w:type="dxa"/>
             <w:shd w:val="clear" w:color="auto" w:fill="FFFFFF"/>
             <w:vAlign w:val="center"/>
           </w:tcPr>
           <w:p>
-            <w:pPr>
-              <w:rPr>
-                <w:szCs w:val="28"/>
-              </w:rPr>
-            </w:pPr>
             <w:r>
               <w:rPr>
                 <w:rFonts w:ascii="Calibri" w:hAnsi="Calibri"/>
@@ -6744,15 +6692,11 @@
           <w:p>
             <w:pPr>
               <w:jc w:val="center"/>
-              <w:rPr>
-                <w:szCs w:val="28"/>
-              </w:rPr>
-            </w:pPr>
-            <w:r>
-              <w:rPr>
-                <w:rFonts w:ascii="Calibri" w:hAnsi="Calibri"/>
-                <w:color w:val="000000"/>
-                <w:szCs w:val="28"/>
+            </w:pPr>
+            <w:r>
+              <w:rPr>
+                <w:rFonts w:ascii="Calibri" w:hAnsi="Calibri"/>
+                <w:color w:val="000000"/>
               </w:rPr>
               <w:t>4</w:t>
             </w:r>
@@ -6760,21 +6704,15 @@
         </w:tc>
         <w:tc>
           <w:tcPr>
-            <w:tcW w:w="6803" w:type="dxa"/>
+            <w:tcW w:w="5778" w:type="dxa"/>
             <w:shd w:val="clear" w:color="auto" w:fill="D9E1F2"/>
             <w:vAlign w:val="center"/>
           </w:tcPr>
           <w:p>
-            <w:pPr>
-              <w:rPr>
-                <w:szCs w:val="28"/>
-              </w:rPr>
-            </w:pPr>
-            <w:r>
-              <w:rPr>
-                <w:rFonts w:ascii="Calibri" w:hAnsi="Calibri"/>
-                <w:color w:val="000000"/>
-                <w:szCs w:val="28"/>
+            <w:r>
+              <w:rPr>
+                <w:rFonts w:ascii="Calibri" w:hAnsi="Calibri"/>
+                <w:color w:val="000000"/>
               </w:rPr>
               <w:t xml:space="preserve">Crear suite de pruebas para </w:t>
             </w:r>
@@ -6782,7 +6720,6 @@
               <w:rPr>
                 <w:rFonts w:ascii="Calibri" w:hAnsi="Calibri"/>
                 <w:color w:val="000000"/>
-                <w:szCs w:val="28"/>
               </w:rPr>
               <w:t>módulos</w:t>
             </w:r>
@@ -6790,7 +6727,6 @@
               <w:rPr>
                 <w:rFonts w:ascii="Calibri" w:hAnsi="Calibri"/>
                 <w:color w:val="000000"/>
-                <w:szCs w:val="28"/>
               </w:rPr>
               <w:t xml:space="preserve"> de materiales y bodega.</w:t>
             </w:r>
@@ -6798,16 +6734,11 @@
         </w:tc>
         <w:tc>
           <w:tcPr>
-            <w:tcW w:w="1984" w:type="dxa"/>
+            <w:tcW w:w="3009" w:type="dxa"/>
             <w:shd w:val="clear" w:color="auto" w:fill="D9E1F2"/>
             <w:vAlign w:val="center"/>
           </w:tcPr>
           <w:p>
-            <w:pPr>
-              <w:rPr>
-                <w:szCs w:val="28"/>
-              </w:rPr>
-            </w:pPr>
             <w:r>
               <w:rPr>
                 <w:rFonts w:ascii="Calibri" w:hAnsi="Calibri"/>
@@ -6831,15 +6762,11 @@
           <w:p>
             <w:pPr>
               <w:jc w:val="center"/>
-              <w:rPr>
-                <w:szCs w:val="28"/>
-              </w:rPr>
-            </w:pPr>
-            <w:r>
-              <w:rPr>
-                <w:rFonts w:ascii="Calibri" w:hAnsi="Calibri"/>
-                <w:color w:val="000000"/>
-                <w:szCs w:val="28"/>
+            </w:pPr>
+            <w:r>
+              <w:rPr>
+                <w:rFonts w:ascii="Calibri" w:hAnsi="Calibri"/>
+                <w:color w:val="000000"/>
               </w:rPr>
               <w:t>5</w:t>
             </w:r>
@@ -6847,21 +6774,15 @@
         </w:tc>
         <w:tc>
           <w:tcPr>
-            <w:tcW w:w="6803" w:type="dxa"/>
+            <w:tcW w:w="5778" w:type="dxa"/>
             <w:shd w:val="clear" w:color="auto" w:fill="FFFFFF"/>
             <w:vAlign w:val="center"/>
           </w:tcPr>
           <w:p>
-            <w:pPr>
-              <w:rPr>
-                <w:szCs w:val="28"/>
-              </w:rPr>
-            </w:pPr>
-            <w:r>
-              <w:rPr>
-                <w:rFonts w:ascii="Calibri" w:hAnsi="Calibri"/>
-                <w:color w:val="000000"/>
-                <w:szCs w:val="28"/>
+            <w:r>
+              <w:rPr>
+                <w:rFonts w:ascii="Calibri" w:hAnsi="Calibri"/>
+                <w:color w:val="000000"/>
               </w:rPr>
               <w:t xml:space="preserve">Mantener cobertura de pruebas automatizadas &gt;= 80% en todos los </w:t>
             </w:r>
@@ -6869,7 +6790,6 @@
               <w:rPr>
                 <w:rFonts w:ascii="Calibri" w:hAnsi="Calibri"/>
                 <w:color w:val="000000"/>
-                <w:szCs w:val="28"/>
               </w:rPr>
               <w:t>módulos</w:t>
             </w:r>
@@ -6877,7 +6797,6 @@
               <w:rPr>
                 <w:rFonts w:ascii="Calibri" w:hAnsi="Calibri"/>
                 <w:color w:val="000000"/>
-                <w:szCs w:val="28"/>
               </w:rPr>
               <w:t xml:space="preserve"> nuevos.</w:t>
             </w:r>
@@ -6885,16 +6804,11 @@
         </w:tc>
         <w:tc>
           <w:tcPr>
-            <w:tcW w:w="1984" w:type="dxa"/>
+            <w:tcW w:w="3009" w:type="dxa"/>
             <w:shd w:val="clear" w:color="auto" w:fill="FFFFFF"/>
             <w:vAlign w:val="center"/>
           </w:tcPr>
           <w:p>
-            <w:pPr>
-              <w:rPr>
-                <w:szCs w:val="28"/>
-              </w:rPr>
-            </w:pPr>
             <w:r>
               <w:rPr>
                 <w:rFonts w:ascii="Calibri" w:hAnsi="Calibri"/>
@@ -6924,8 +6838,8 @@
         <w:tblLook w:val="04A0" w:firstRow="1" w:lastRow="0" w:firstColumn="1" w:lastColumn="0" w:noHBand="0" w:noVBand="1"/>
       </w:tblPr>
       <w:tblGrid>
-        <w:gridCol w:w="3118"/>
-        <w:gridCol w:w="6236"/>
+        <w:gridCol w:w="2802"/>
+        <w:gridCol w:w="6552"/>
       </w:tblGrid>
       <w:tr>
         <w:trPr>
@@ -6933,7 +6847,7 @@
         </w:trPr>
         <w:tc>
           <w:tcPr>
-            <w:tcW w:w="3118" w:type="dxa"/>
+            <w:tcW w:w="2802" w:type="dxa"/>
             <w:shd w:val="clear" w:color="auto" w:fill="D9E1F2"/>
             <w:vAlign w:val="center"/>
           </w:tcPr>
@@ -6955,7 +6869,7 @@
         </w:tc>
         <w:tc>
           <w:tcPr>
-            <w:tcW w:w="6236" w:type="dxa"/>
+            <w:tcW w:w="6552" w:type="dxa"/>
             <w:vAlign w:val="center"/>
           </w:tcPr>
           <w:p>
@@ -7045,7 +6959,7 @@
         </w:trPr>
         <w:tc>
           <w:tcPr>
-            <w:tcW w:w="3118" w:type="dxa"/>
+            <w:tcW w:w="2802" w:type="dxa"/>
             <w:shd w:val="clear" w:color="auto" w:fill="D9E1F2"/>
             <w:vAlign w:val="center"/>
           </w:tcPr>
@@ -7067,7 +6981,7 @@
         </w:tc>
         <w:tc>
           <w:tcPr>
-            <w:tcW w:w="6236" w:type="dxa"/>
+            <w:tcW w:w="6552" w:type="dxa"/>
             <w:vAlign w:val="center"/>
           </w:tcPr>
           <w:p>
@@ -7141,7 +7055,7 @@
         </w:trPr>
         <w:tc>
           <w:tcPr>
-            <w:tcW w:w="3118" w:type="dxa"/>
+            <w:tcW w:w="2802" w:type="dxa"/>
             <w:shd w:val="clear" w:color="auto" w:fill="D9E1F2"/>
             <w:vAlign w:val="center"/>
           </w:tcPr>
@@ -7157,14 +7071,13 @@
                 <w:b/>
                 <w:szCs w:val="28"/>
               </w:rPr>
-              <w:lastRenderedPageBreak/>
               <w:t>Satisfacción del equipo</w:t>
             </w:r>
           </w:p>
         </w:tc>
         <w:tc>
           <w:tcPr>
-            <w:tcW w:w="6236" w:type="dxa"/>
+            <w:tcW w:w="6552" w:type="dxa"/>
             <w:vAlign w:val="center"/>
           </w:tcPr>
           <w:p>
@@ -7302,7 +7215,7 @@
         </w:trPr>
         <w:tc>
           <w:tcPr>
-            <w:tcW w:w="3118" w:type="dxa"/>
+            <w:tcW w:w="2802" w:type="dxa"/>
             <w:shd w:val="clear" w:color="auto" w:fill="D9E1F2"/>
             <w:vAlign w:val="center"/>
           </w:tcPr>
@@ -7324,7 +7237,7 @@
         </w:tc>
         <w:tc>
           <w:tcPr>
-            <w:tcW w:w="6236" w:type="dxa"/>
+            <w:tcW w:w="6552" w:type="dxa"/>
             <w:vAlign w:val="center"/>
           </w:tcPr>
           <w:p>
@@ -7633,7 +7546,7 @@
                 <w:color w:val="000000"/>
                 <w:szCs w:val="28"/>
               </w:rPr>
-              <w:t>§6 (Historias), §9 (</w:t>
+              <w:t>6 (Historias), 9 (</w:t>
             </w:r>
             <w:r>
               <w:rPr>
@@ -7677,6 +7590,7 @@
                 <w:color w:val="000000"/>
                 <w:szCs w:val="28"/>
               </w:rPr>
+              <w:lastRenderedPageBreak/>
               <w:t>Sprint_02_Planificado_Realizado_ICARO.docx</w:t>
             </w:r>
           </w:p>
@@ -7744,7 +7658,7 @@
                 <w:color w:val="000000"/>
                 <w:szCs w:val="28"/>
               </w:rPr>
-              <w:t>§6, §9 (</w:t>
+              <w:t>6, 9 (</w:t>
             </w:r>
             <w:r>
               <w:rPr>
@@ -7760,7 +7674,7 @@
                 <w:color w:val="000000"/>
                 <w:szCs w:val="28"/>
               </w:rPr>
-              <w:t>), §12 (Conclusiones)</w:t>
+              <w:t>),12 (Conclusiones)</w:t>
             </w:r>
           </w:p>
         </w:tc>
@@ -7855,7 +7769,7 @@
                 <w:color w:val="000000"/>
                 <w:szCs w:val="28"/>
               </w:rPr>
-              <w:t>§5 (DoD), §8 (</w:t>
+              <w:t>5 (DoD), 8 (</w:t>
             </w:r>
             <w:r>
               <w:rPr>
@@ -7871,7 +7785,7 @@
                 <w:color w:val="000000"/>
                 <w:szCs w:val="28"/>
               </w:rPr>
-              <w:t>), §9 (</w:t>
+              <w:t>),9 (</w:t>
             </w:r>
             <w:r>
               <w:rPr>

--- a/Documentos Base/Sprint 2 documentacion/Sprint_02_Retrospectiva_ICARO_V2.docx
+++ b/Documentos Base/Sprint 2 documentacion/Sprint_02_Retrospectiva_ICARO_V2.docx
@@ -2252,6 +2252,7 @@
           </w:tcPr>
           <w:p>
             <w:pPr>
+              <w:jc w:val="center"/>
               <w:rPr>
                 <w:sz w:val="20"/>
                 <w:szCs w:val="28"/>
@@ -2277,6 +2278,7 @@
           </w:tcPr>
           <w:p>
             <w:pPr>
+              <w:jc w:val="center"/>
               <w:rPr>
                 <w:sz w:val="20"/>
                 <w:szCs w:val="28"/>
@@ -2302,6 +2304,7 @@
           </w:tcPr>
           <w:p>
             <w:pPr>
+              <w:jc w:val="center"/>
               <w:rPr>
                 <w:sz w:val="20"/>
                 <w:szCs w:val="28"/>
@@ -2327,6 +2330,7 @@
           </w:tcPr>
           <w:p>
             <w:pPr>
+              <w:jc w:val="center"/>
               <w:rPr>
                 <w:sz w:val="20"/>
                 <w:szCs w:val="28"/>
@@ -2352,6 +2356,7 @@
           </w:tcPr>
           <w:p>
             <w:pPr>
+              <w:jc w:val="center"/>
               <w:rPr>
                 <w:sz w:val="20"/>
                 <w:szCs w:val="28"/>
@@ -2377,6 +2382,7 @@
           </w:tcPr>
           <w:p>
             <w:pPr>
+              <w:jc w:val="center"/>
               <w:rPr>
                 <w:sz w:val="20"/>
                 <w:szCs w:val="28"/>
@@ -2402,6 +2408,7 @@
           </w:tcPr>
           <w:p>
             <w:pPr>
+              <w:jc w:val="center"/>
               <w:rPr>
                 <w:sz w:val="20"/>
                 <w:szCs w:val="28"/>
@@ -2427,6 +2434,7 @@
           </w:tcPr>
           <w:p>
             <w:pPr>
+              <w:jc w:val="center"/>
               <w:rPr>
                 <w:sz w:val="20"/>
                 <w:szCs w:val="28"/>
@@ -7809,14 +7817,12 @@
     </w:tbl>
     <w:p>
       <w:pPr>
-        <w:spacing w:before="200" w:after="80"/>
+        <w:pStyle w:val="Ttulo2"/>
       </w:pPr>
       <w:r>
-        <w:rPr>
-          <w:rFonts w:ascii="Calibri" w:hAnsi="Calibri"/>
-          <w:b/>
-          <w:color w:val="1F3864"/>
-        </w:rPr>
+        <w:t xml:space="preserve">14. </w:t>
+      </w:r>
+      <w:r>
         <w:t>Glosario de Siglas</w:t>
       </w:r>
     </w:p>
@@ -7827,26 +7833,26 @@
         <w:tblLook w:val="04A0" w:firstRow="1" w:lastRow="0" w:firstColumn="1" w:lastColumn="0" w:noHBand="0" w:noVBand="1"/>
       </w:tblPr>
       <w:tblGrid>
-        <w:gridCol w:w="1020"/>
-        <w:gridCol w:w="3483"/>
-        <w:gridCol w:w="4850"/>
+        <w:gridCol w:w="1242"/>
+        <w:gridCol w:w="3544"/>
       </w:tblGrid>
       <w:tr>
         <w:tc>
           <w:tcPr>
-            <w:tcW w:w="1020" w:type="dxa"/>
+            <w:tcW w:w="1242" w:type="dxa"/>
             <w:shd w:val="clear" w:color="auto" w:fill="1F3864"/>
-            <w:vAlign w:val="center"/>
-          </w:tcPr>
-          <w:p>
-            <w:pPr>
-              <w:jc w:val="center"/>
-            </w:pPr>
-            <w:r>
-              <w:rPr>
-                <w:rFonts w:ascii="Calibri" w:hAnsi="Calibri"/>
+          </w:tcPr>
+          <w:p>
+            <w:pPr>
+              <w:rPr>
+                <w:szCs w:val="28"/>
+              </w:rPr>
+            </w:pPr>
+            <w:r>
+              <w:rPr>
                 <w:b/>
                 <w:color w:val="FFFFFF"/>
+                <w:szCs w:val="28"/>
               </w:rPr>
               <w:t>Sigla</w:t>
             </w:r>
@@ -7854,64 +7860,43 @@
         </w:tc>
         <w:tc>
           <w:tcPr>
-            <w:tcW w:w="3483" w:type="dxa"/>
+            <w:tcW w:w="3544" w:type="dxa"/>
             <w:shd w:val="clear" w:color="auto" w:fill="1F3864"/>
-            <w:vAlign w:val="center"/>
-          </w:tcPr>
-          <w:p>
-            <w:pPr>
-              <w:jc w:val="center"/>
-            </w:pPr>
-            <w:r>
-              <w:rPr>
-                <w:rFonts w:ascii="Calibri" w:hAnsi="Calibri"/>
+          </w:tcPr>
+          <w:p>
+            <w:pPr>
+              <w:rPr>
+                <w:szCs w:val="28"/>
+              </w:rPr>
+            </w:pPr>
+            <w:r>
+              <w:rPr>
                 <w:b/>
                 <w:color w:val="FFFFFF"/>
+                <w:szCs w:val="28"/>
               </w:rPr>
               <w:t>Significado</w:t>
-            </w:r>
-          </w:p>
-        </w:tc>
-        <w:tc>
-          <w:tcPr>
-            <w:tcW w:w="4850" w:type="dxa"/>
-            <w:shd w:val="clear" w:color="auto" w:fill="1F3864"/>
-            <w:vAlign w:val="center"/>
-          </w:tcPr>
-          <w:p>
-            <w:pPr>
-              <w:jc w:val="center"/>
-            </w:pPr>
-            <w:r>
-              <w:rPr>
-                <w:rFonts w:ascii="Calibri" w:hAnsi="Calibri"/>
-                <w:b/>
-                <w:color w:val="FFFFFF"/>
-              </w:rPr>
-              <w:t>Contexto de uso</w:t>
             </w:r>
           </w:p>
         </w:tc>
       </w:tr>
       <w:tr>
-        <w:trPr>
-          <w:trHeight w:val="369"/>
-        </w:trPr>
-        <w:tc>
-          <w:tcPr>
-            <w:tcW w:w="1020" w:type="dxa"/>
+        <w:tc>
+          <w:tcPr>
+            <w:tcW w:w="1242" w:type="dxa"/>
             <w:shd w:val="clear" w:color="auto" w:fill="D9E1F2"/>
-            <w:vAlign w:val="center"/>
-          </w:tcPr>
-          <w:p>
-            <w:pPr>
-              <w:jc w:val="center"/>
-            </w:pPr>
-            <w:r>
-              <w:rPr>
-                <w:rFonts w:ascii="Calibri" w:hAnsi="Calibri"/>
+          </w:tcPr>
+          <w:p>
+            <w:pPr>
+              <w:rPr>
+                <w:szCs w:val="28"/>
+              </w:rPr>
+            </w:pPr>
+            <w:r>
+              <w:rPr>
                 <w:b/>
                 <w:color w:val="000000"/>
+                <w:szCs w:val="28"/>
               </w:rPr>
               <w:t>RET</w:t>
             </w:r>
@@ -7919,70 +7904,42 @@
         </w:tc>
         <w:tc>
           <w:tcPr>
-            <w:tcW w:w="3483" w:type="dxa"/>
+            <w:tcW w:w="3544" w:type="dxa"/>
             <w:shd w:val="clear" w:color="auto" w:fill="D9E1F2"/>
-            <w:vAlign w:val="center"/>
-          </w:tcPr>
-          <w:p>
-            <w:r>
-              <w:rPr>
-                <w:rFonts w:ascii="Calibri" w:hAnsi="Calibri"/>
-                <w:color w:val="000000"/>
+          </w:tcPr>
+          <w:p>
+            <w:pPr>
+              <w:rPr>
+                <w:szCs w:val="28"/>
+              </w:rPr>
+            </w:pPr>
+            <w:r>
+              <w:rPr>
+                <w:color w:val="000000"/>
+                <w:szCs w:val="28"/>
               </w:rPr>
               <w:t>Retrospectiva</w:t>
-            </w:r>
-          </w:p>
-        </w:tc>
-        <w:tc>
-          <w:tcPr>
-            <w:tcW w:w="4850" w:type="dxa"/>
-            <w:shd w:val="clear" w:color="auto" w:fill="D9E1F2"/>
-            <w:vAlign w:val="center"/>
-          </w:tcPr>
-          <w:p>
-            <w:r>
-              <w:rPr>
-                <w:rFonts w:ascii="Calibri" w:hAnsi="Calibri"/>
-                <w:color w:val="000000"/>
-              </w:rPr>
-              <w:t xml:space="preserve">Prefijo del </w:t>
-            </w:r>
-            <w:r>
-              <w:rPr>
-                <w:rFonts w:ascii="Calibri" w:hAnsi="Calibri"/>
-                <w:color w:val="000000"/>
-              </w:rPr>
-              <w:t>código</w:t>
-            </w:r>
-            <w:r>
-              <w:rPr>
-                <w:rFonts w:ascii="Calibri" w:hAnsi="Calibri"/>
-                <w:color w:val="000000"/>
-              </w:rPr>
-              <w:t xml:space="preserve"> de este documento</w:t>
             </w:r>
           </w:p>
         </w:tc>
       </w:tr>
       <w:tr>
-        <w:trPr>
-          <w:trHeight w:val="369"/>
-        </w:trPr>
-        <w:tc>
-          <w:tcPr>
-            <w:tcW w:w="1020" w:type="dxa"/>
+        <w:tc>
+          <w:tcPr>
+            <w:tcW w:w="1242" w:type="dxa"/>
             <w:shd w:val="clear" w:color="auto" w:fill="FFFFFF"/>
-            <w:vAlign w:val="center"/>
-          </w:tcPr>
-          <w:p>
-            <w:pPr>
-              <w:jc w:val="center"/>
-            </w:pPr>
-            <w:r>
-              <w:rPr>
-                <w:rFonts w:ascii="Calibri" w:hAnsi="Calibri"/>
+          </w:tcPr>
+          <w:p>
+            <w:pPr>
+              <w:rPr>
+                <w:szCs w:val="28"/>
+              </w:rPr>
+            </w:pPr>
+            <w:r>
+              <w:rPr>
                 <w:b/>
                 <w:color w:val="000000"/>
+                <w:szCs w:val="28"/>
               </w:rPr>
               <w:t>SPR</w:t>
             </w:r>
@@ -7990,56 +7947,42 @@
         </w:tc>
         <w:tc>
           <w:tcPr>
-            <w:tcW w:w="3483" w:type="dxa"/>
+            <w:tcW w:w="3544" w:type="dxa"/>
             <w:shd w:val="clear" w:color="auto" w:fill="FFFFFF"/>
-            <w:vAlign w:val="center"/>
-          </w:tcPr>
-          <w:p>
-            <w:r>
-              <w:rPr>
-                <w:rFonts w:ascii="Calibri" w:hAnsi="Calibri"/>
-                <w:color w:val="000000"/>
+          </w:tcPr>
+          <w:p>
+            <w:pPr>
+              <w:rPr>
+                <w:szCs w:val="28"/>
+              </w:rPr>
+            </w:pPr>
+            <w:r>
+              <w:rPr>
+                <w:color w:val="000000"/>
+                <w:szCs w:val="28"/>
               </w:rPr>
               <w:t>Sprint</w:t>
-            </w:r>
-          </w:p>
-        </w:tc>
-        <w:tc>
-          <w:tcPr>
-            <w:tcW w:w="4850" w:type="dxa"/>
-            <w:shd w:val="clear" w:color="auto" w:fill="FFFFFF"/>
-            <w:vAlign w:val="center"/>
-          </w:tcPr>
-          <w:p>
-            <w:r>
-              <w:rPr>
-                <w:rFonts w:ascii="Calibri" w:hAnsi="Calibri"/>
-                <w:color w:val="000000"/>
-              </w:rPr>
-              <w:t>Iteración de desarrollo</w:t>
             </w:r>
           </w:p>
         </w:tc>
       </w:tr>
       <w:tr>
-        <w:trPr>
-          <w:trHeight w:val="369"/>
-        </w:trPr>
-        <w:tc>
-          <w:tcPr>
-            <w:tcW w:w="1020" w:type="dxa"/>
+        <w:tc>
+          <w:tcPr>
+            <w:tcW w:w="1242" w:type="dxa"/>
             <w:shd w:val="clear" w:color="auto" w:fill="D9E1F2"/>
-            <w:vAlign w:val="center"/>
-          </w:tcPr>
-          <w:p>
-            <w:pPr>
-              <w:jc w:val="center"/>
-            </w:pPr>
-            <w:r>
-              <w:rPr>
-                <w:rFonts w:ascii="Calibri" w:hAnsi="Calibri"/>
+          </w:tcPr>
+          <w:p>
+            <w:pPr>
+              <w:rPr>
+                <w:szCs w:val="28"/>
+              </w:rPr>
+            </w:pPr>
+            <w:r>
+              <w:rPr>
                 <w:b/>
                 <w:color w:val="000000"/>
+                <w:szCs w:val="28"/>
               </w:rPr>
               <w:t>DoD</w:t>
             </w:r>
@@ -8047,56 +7990,42 @@
         </w:tc>
         <w:tc>
           <w:tcPr>
-            <w:tcW w:w="3483" w:type="dxa"/>
+            <w:tcW w:w="3544" w:type="dxa"/>
             <w:shd w:val="clear" w:color="auto" w:fill="D9E1F2"/>
-            <w:vAlign w:val="center"/>
-          </w:tcPr>
-          <w:p>
-            <w:r>
-              <w:rPr>
-                <w:rFonts w:ascii="Calibri" w:hAnsi="Calibri"/>
-                <w:color w:val="000000"/>
-              </w:rPr>
-              <w:t>Definición of Done</w:t>
-            </w:r>
-          </w:p>
-        </w:tc>
-        <w:tc>
-          <w:tcPr>
-            <w:tcW w:w="4850" w:type="dxa"/>
-            <w:shd w:val="clear" w:color="auto" w:fill="D9E1F2"/>
-            <w:vAlign w:val="center"/>
-          </w:tcPr>
-          <w:p>
-            <w:r>
-              <w:rPr>
-                <w:rFonts w:ascii="Calibri" w:hAnsi="Calibri"/>
-                <w:color w:val="000000"/>
-              </w:rPr>
-              <w:t>Criterios de completitud del sprint</w:t>
+          </w:tcPr>
+          <w:p>
+            <w:pPr>
+              <w:rPr>
+                <w:szCs w:val="28"/>
+              </w:rPr>
+            </w:pPr>
+            <w:r>
+              <w:rPr>
+                <w:color w:val="000000"/>
+                <w:szCs w:val="28"/>
+              </w:rPr>
+              <w:t>Definition of Done</w:t>
             </w:r>
           </w:p>
         </w:tc>
       </w:tr>
       <w:tr>
-        <w:trPr>
-          <w:trHeight w:val="369"/>
-        </w:trPr>
-        <w:tc>
-          <w:tcPr>
-            <w:tcW w:w="1020" w:type="dxa"/>
+        <w:tc>
+          <w:tcPr>
+            <w:tcW w:w="1242" w:type="dxa"/>
             <w:shd w:val="clear" w:color="auto" w:fill="FFFFFF"/>
-            <w:vAlign w:val="center"/>
-          </w:tcPr>
-          <w:p>
-            <w:pPr>
-              <w:jc w:val="center"/>
-            </w:pPr>
-            <w:r>
-              <w:rPr>
-                <w:rFonts w:ascii="Calibri" w:hAnsi="Calibri"/>
+          </w:tcPr>
+          <w:p>
+            <w:pPr>
+              <w:rPr>
+                <w:szCs w:val="28"/>
+              </w:rPr>
+            </w:pPr>
+            <w:r>
+              <w:rPr>
                 <w:b/>
                 <w:color w:val="000000"/>
+                <w:szCs w:val="28"/>
               </w:rPr>
               <w:t>SP</w:t>
             </w:r>
@@ -8104,70 +8033,42 @@
         </w:tc>
         <w:tc>
           <w:tcPr>
-            <w:tcW w:w="3483" w:type="dxa"/>
+            <w:tcW w:w="3544" w:type="dxa"/>
             <w:shd w:val="clear" w:color="auto" w:fill="FFFFFF"/>
-            <w:vAlign w:val="center"/>
-          </w:tcPr>
-          <w:p>
-            <w:r>
-              <w:rPr>
-                <w:rFonts w:ascii="Calibri" w:hAnsi="Calibri"/>
-                <w:color w:val="000000"/>
+          </w:tcPr>
+          <w:p>
+            <w:pPr>
+              <w:rPr>
+                <w:szCs w:val="28"/>
+              </w:rPr>
+            </w:pPr>
+            <w:r>
+              <w:rPr>
+                <w:color w:val="000000"/>
+                <w:szCs w:val="28"/>
               </w:rPr>
               <w:t>Story Point</w:t>
-            </w:r>
-          </w:p>
-        </w:tc>
-        <w:tc>
-          <w:tcPr>
-            <w:tcW w:w="4850" w:type="dxa"/>
-            <w:shd w:val="clear" w:color="auto" w:fill="FFFFFF"/>
-            <w:vAlign w:val="center"/>
-          </w:tcPr>
-          <w:p>
-            <w:r>
-              <w:rPr>
-                <w:rFonts w:ascii="Calibri" w:hAnsi="Calibri"/>
-                <w:color w:val="000000"/>
-              </w:rPr>
-              <w:t xml:space="preserve">Unidad de </w:t>
-            </w:r>
-            <w:r>
-              <w:rPr>
-                <w:rFonts w:ascii="Calibri" w:hAnsi="Calibri"/>
-                <w:color w:val="000000"/>
-              </w:rPr>
-              <w:t>estimación</w:t>
-            </w:r>
-            <w:r>
-              <w:rPr>
-                <w:rFonts w:ascii="Calibri" w:hAnsi="Calibri"/>
-                <w:color w:val="000000"/>
-              </w:rPr>
-              <w:t xml:space="preserve"> de esfuerzo</w:t>
             </w:r>
           </w:p>
         </w:tc>
       </w:tr>
       <w:tr>
-        <w:trPr>
-          <w:trHeight w:val="369"/>
-        </w:trPr>
-        <w:tc>
-          <w:tcPr>
-            <w:tcW w:w="1020" w:type="dxa"/>
+        <w:tc>
+          <w:tcPr>
+            <w:tcW w:w="1242" w:type="dxa"/>
             <w:shd w:val="clear" w:color="auto" w:fill="D9E1F2"/>
-            <w:vAlign w:val="center"/>
-          </w:tcPr>
-          <w:p>
-            <w:pPr>
-              <w:jc w:val="center"/>
-            </w:pPr>
-            <w:r>
-              <w:rPr>
-                <w:rFonts w:ascii="Calibri" w:hAnsi="Calibri"/>
+          </w:tcPr>
+          <w:p>
+            <w:pPr>
+              <w:rPr>
+                <w:szCs w:val="28"/>
+              </w:rPr>
+            </w:pPr>
+            <w:r>
+              <w:rPr>
                 <w:b/>
                 <w:color w:val="000000"/>
+                <w:szCs w:val="28"/>
               </w:rPr>
               <w:t>HU</w:t>
             </w:r>
@@ -8175,70 +8076,42 @@
         </w:tc>
         <w:tc>
           <w:tcPr>
-            <w:tcW w:w="3483" w:type="dxa"/>
+            <w:tcW w:w="3544" w:type="dxa"/>
             <w:shd w:val="clear" w:color="auto" w:fill="D9E1F2"/>
-            <w:vAlign w:val="center"/>
-          </w:tcPr>
-          <w:p>
-            <w:r>
-              <w:rPr>
-                <w:rFonts w:ascii="Calibri" w:hAnsi="Calibri"/>
-                <w:color w:val="000000"/>
+          </w:tcPr>
+          <w:p>
+            <w:pPr>
+              <w:rPr>
+                <w:szCs w:val="28"/>
+              </w:rPr>
+            </w:pPr>
+            <w:r>
+              <w:rPr>
+                <w:color w:val="000000"/>
+                <w:szCs w:val="28"/>
               </w:rPr>
               <w:t>Historia de Usuario</w:t>
-            </w:r>
-          </w:p>
-        </w:tc>
-        <w:tc>
-          <w:tcPr>
-            <w:tcW w:w="4850" w:type="dxa"/>
-            <w:shd w:val="clear" w:color="auto" w:fill="D9E1F2"/>
-            <w:vAlign w:val="center"/>
-          </w:tcPr>
-          <w:p>
-            <w:r>
-              <w:rPr>
-                <w:rFonts w:ascii="Calibri" w:hAnsi="Calibri"/>
-                <w:color w:val="000000"/>
-              </w:rPr>
-              <w:t xml:space="preserve">Tipo de </w:t>
-            </w:r>
-            <w:r>
-              <w:rPr>
-                <w:rFonts w:ascii="Calibri" w:hAnsi="Calibri"/>
-                <w:color w:val="000000"/>
-              </w:rPr>
-              <w:t>ítem</w:t>
-            </w:r>
-            <w:r>
-              <w:rPr>
-                <w:rFonts w:ascii="Calibri" w:hAnsi="Calibri"/>
-                <w:color w:val="000000"/>
-              </w:rPr>
-              <w:t xml:space="preserve"> del backlog</w:t>
             </w:r>
           </w:p>
         </w:tc>
       </w:tr>
       <w:tr>
-        <w:trPr>
-          <w:trHeight w:val="369"/>
-        </w:trPr>
-        <w:tc>
-          <w:tcPr>
-            <w:tcW w:w="1020" w:type="dxa"/>
+        <w:tc>
+          <w:tcPr>
+            <w:tcW w:w="1242" w:type="dxa"/>
             <w:shd w:val="clear" w:color="auto" w:fill="FFFFFF"/>
-            <w:vAlign w:val="center"/>
-          </w:tcPr>
-          <w:p>
-            <w:pPr>
-              <w:jc w:val="center"/>
-            </w:pPr>
-            <w:r>
-              <w:rPr>
-                <w:rFonts w:ascii="Calibri" w:hAnsi="Calibri"/>
+          </w:tcPr>
+          <w:p>
+            <w:pPr>
+              <w:rPr>
+                <w:szCs w:val="28"/>
+              </w:rPr>
+            </w:pPr>
+            <w:r>
+              <w:rPr>
                 <w:b/>
                 <w:color w:val="000000"/>
+                <w:szCs w:val="28"/>
               </w:rPr>
               <w:t>HT</w:t>
             </w:r>
@@ -8246,77 +8119,42 @@
         </w:tc>
         <w:tc>
           <w:tcPr>
-            <w:tcW w:w="3483" w:type="dxa"/>
+            <w:tcW w:w="3544" w:type="dxa"/>
             <w:shd w:val="clear" w:color="auto" w:fill="FFFFFF"/>
-            <w:vAlign w:val="center"/>
-          </w:tcPr>
-          <w:p>
-            <w:r>
-              <w:rPr>
-                <w:rFonts w:ascii="Calibri" w:hAnsi="Calibri"/>
-                <w:color w:val="000000"/>
-              </w:rPr>
-              <w:t xml:space="preserve">Historia </w:t>
-            </w:r>
-            <w:r>
-              <w:rPr>
-                <w:rFonts w:ascii="Calibri" w:hAnsi="Calibri"/>
-                <w:color w:val="000000"/>
-              </w:rPr>
-              <w:t>Técnica</w:t>
-            </w:r>
-          </w:p>
-        </w:tc>
-        <w:tc>
-          <w:tcPr>
-            <w:tcW w:w="4850" w:type="dxa"/>
-            <w:shd w:val="clear" w:color="auto" w:fill="FFFFFF"/>
-            <w:vAlign w:val="center"/>
-          </w:tcPr>
-          <w:p>
-            <w:r>
-              <w:rPr>
-                <w:rFonts w:ascii="Calibri" w:hAnsi="Calibri"/>
-                <w:color w:val="000000"/>
-              </w:rPr>
-              <w:t xml:space="preserve">Tarea </w:t>
-            </w:r>
-            <w:r>
-              <w:rPr>
-                <w:rFonts w:ascii="Calibri" w:hAnsi="Calibri"/>
-                <w:color w:val="000000"/>
-              </w:rPr>
-              <w:t>técnica</w:t>
-            </w:r>
-            <w:r>
-              <w:rPr>
-                <w:rFonts w:ascii="Calibri" w:hAnsi="Calibri"/>
-                <w:color w:val="000000"/>
-              </w:rPr>
-              <w:t xml:space="preserve"> transversal</w:t>
+          </w:tcPr>
+          <w:p>
+            <w:pPr>
+              <w:rPr>
+                <w:szCs w:val="28"/>
+              </w:rPr>
+            </w:pPr>
+            <w:r>
+              <w:rPr>
+                <w:color w:val="000000"/>
+                <w:szCs w:val="28"/>
+              </w:rPr>
+              <w:t>Historia técnica</w:t>
             </w:r>
           </w:p>
         </w:tc>
       </w:tr>
       <w:tr>
-        <w:trPr>
-          <w:trHeight w:val="369"/>
-        </w:trPr>
-        <w:tc>
-          <w:tcPr>
-            <w:tcW w:w="1020" w:type="dxa"/>
+        <w:tc>
+          <w:tcPr>
+            <w:tcW w:w="1242" w:type="dxa"/>
             <w:shd w:val="clear" w:color="auto" w:fill="D9E1F2"/>
-            <w:vAlign w:val="center"/>
-          </w:tcPr>
-          <w:p>
-            <w:pPr>
-              <w:jc w:val="center"/>
-            </w:pPr>
-            <w:r>
-              <w:rPr>
-                <w:rFonts w:ascii="Calibri" w:hAnsi="Calibri"/>
+          </w:tcPr>
+          <w:p>
+            <w:pPr>
+              <w:rPr>
+                <w:szCs w:val="28"/>
+              </w:rPr>
+            </w:pPr>
+            <w:r>
+              <w:rPr>
                 <w:b/>
                 <w:color w:val="000000"/>
+                <w:szCs w:val="28"/>
               </w:rPr>
               <w:t>RBAC</w:t>
             </w:r>
@@ -8324,56 +8162,42 @@
         </w:tc>
         <w:tc>
           <w:tcPr>
-            <w:tcW w:w="3483" w:type="dxa"/>
+            <w:tcW w:w="3544" w:type="dxa"/>
             <w:shd w:val="clear" w:color="auto" w:fill="D9E1F2"/>
-            <w:vAlign w:val="center"/>
-          </w:tcPr>
-          <w:p>
-            <w:r>
-              <w:rPr>
-                <w:rFonts w:ascii="Calibri" w:hAnsi="Calibri"/>
-                <w:color w:val="000000"/>
+          </w:tcPr>
+          <w:p>
+            <w:pPr>
+              <w:rPr>
+                <w:szCs w:val="28"/>
+              </w:rPr>
+            </w:pPr>
+            <w:r>
+              <w:rPr>
+                <w:color w:val="000000"/>
+                <w:szCs w:val="28"/>
               </w:rPr>
               <w:t>Role-Based Access Control</w:t>
-            </w:r>
-          </w:p>
-        </w:tc>
-        <w:tc>
-          <w:tcPr>
-            <w:tcW w:w="4850" w:type="dxa"/>
-            <w:shd w:val="clear" w:color="auto" w:fill="D9E1F2"/>
-            <w:vAlign w:val="center"/>
-          </w:tcPr>
-          <w:p>
-            <w:r>
-              <w:rPr>
-                <w:rFonts w:ascii="Calibri" w:hAnsi="Calibri"/>
-                <w:color w:val="000000"/>
-              </w:rPr>
-              <w:t>Control de acceso por roles</w:t>
             </w:r>
           </w:p>
         </w:tc>
       </w:tr>
       <w:tr>
-        <w:trPr>
-          <w:trHeight w:val="369"/>
-        </w:trPr>
-        <w:tc>
-          <w:tcPr>
-            <w:tcW w:w="1020" w:type="dxa"/>
+        <w:tc>
+          <w:tcPr>
+            <w:tcW w:w="1242" w:type="dxa"/>
             <w:shd w:val="clear" w:color="auto" w:fill="FFFFFF"/>
-            <w:vAlign w:val="center"/>
-          </w:tcPr>
-          <w:p>
-            <w:pPr>
-              <w:jc w:val="center"/>
-            </w:pPr>
-            <w:r>
-              <w:rPr>
-                <w:rFonts w:ascii="Calibri" w:hAnsi="Calibri"/>
+          </w:tcPr>
+          <w:p>
+            <w:pPr>
+              <w:rPr>
+                <w:szCs w:val="28"/>
+              </w:rPr>
+            </w:pPr>
+            <w:r>
+              <w:rPr>
                 <w:b/>
                 <w:color w:val="000000"/>
+                <w:szCs w:val="28"/>
               </w:rPr>
               <w:t>JWT</w:t>
             </w:r>
@@ -8381,504 +8205,352 @@
         </w:tc>
         <w:tc>
           <w:tcPr>
-            <w:tcW w:w="3483" w:type="dxa"/>
+            <w:tcW w:w="3544" w:type="dxa"/>
             <w:shd w:val="clear" w:color="auto" w:fill="FFFFFF"/>
-            <w:vAlign w:val="center"/>
-          </w:tcPr>
-          <w:p>
-            <w:r>
-              <w:rPr>
-                <w:rFonts w:ascii="Calibri" w:hAnsi="Calibri"/>
-                <w:color w:val="000000"/>
+          </w:tcPr>
+          <w:p>
+            <w:pPr>
+              <w:rPr>
+                <w:szCs w:val="28"/>
+              </w:rPr>
+            </w:pPr>
+            <w:r>
+              <w:rPr>
+                <w:color w:val="000000"/>
+                <w:szCs w:val="28"/>
               </w:rPr>
               <w:t>JSON Web Token</w:t>
-            </w:r>
-          </w:p>
-        </w:tc>
-        <w:tc>
-          <w:tcPr>
-            <w:tcW w:w="4850" w:type="dxa"/>
-            <w:shd w:val="clear" w:color="auto" w:fill="FFFFFF"/>
-            <w:vAlign w:val="center"/>
-          </w:tcPr>
-          <w:p>
-            <w:r>
-              <w:rPr>
-                <w:rFonts w:ascii="Calibri" w:hAnsi="Calibri"/>
-                <w:color w:val="000000"/>
-              </w:rPr>
-              <w:t xml:space="preserve">Mecanismo de </w:t>
-            </w:r>
-            <w:r>
-              <w:rPr>
-                <w:rFonts w:ascii="Calibri" w:hAnsi="Calibri"/>
-                <w:color w:val="000000"/>
-              </w:rPr>
-              <w:t>autenticación</w:t>
-            </w:r>
-            <w:r>
-              <w:rPr>
-                <w:rFonts w:ascii="Calibri" w:hAnsi="Calibri"/>
-                <w:color w:val="000000"/>
-              </w:rPr>
-              <w:t xml:space="preserve"> implementado</w:t>
             </w:r>
           </w:p>
         </w:tc>
       </w:tr>
       <w:tr>
-        <w:trPr>
-          <w:trHeight w:val="369"/>
-        </w:trPr>
-        <w:tc>
-          <w:tcPr>
-            <w:tcW w:w="1020" w:type="dxa"/>
+        <w:tc>
+          <w:tcPr>
+            <w:tcW w:w="1242" w:type="dxa"/>
             <w:shd w:val="clear" w:color="auto" w:fill="D9E1F2"/>
-            <w:vAlign w:val="center"/>
-          </w:tcPr>
-          <w:p>
-            <w:pPr>
-              <w:jc w:val="center"/>
-            </w:pPr>
-            <w:r>
-              <w:rPr>
-                <w:rFonts w:ascii="Calibri" w:hAnsi="Calibri"/>
+          </w:tcPr>
+          <w:p>
+            <w:pPr>
+              <w:rPr>
+                <w:szCs w:val="28"/>
+              </w:rPr>
+            </w:pPr>
+            <w:r>
+              <w:rPr>
                 <w:b/>
                 <w:color w:val="000000"/>
-              </w:rPr>
-              <w:t>ORM</w:t>
-            </w:r>
-          </w:p>
-        </w:tc>
-        <w:tc>
-          <w:tcPr>
-            <w:tcW w:w="3483" w:type="dxa"/>
+                <w:szCs w:val="28"/>
+              </w:rPr>
+              <w:t>API</w:t>
+            </w:r>
+          </w:p>
+        </w:tc>
+        <w:tc>
+          <w:tcPr>
+            <w:tcW w:w="3544" w:type="dxa"/>
             <w:shd w:val="clear" w:color="auto" w:fill="D9E1F2"/>
-            <w:vAlign w:val="center"/>
-          </w:tcPr>
-          <w:p>
-            <w:r>
-              <w:rPr>
-                <w:rFonts w:ascii="Calibri" w:hAnsi="Calibri"/>
-                <w:color w:val="000000"/>
-              </w:rPr>
-              <w:t>Object-Relational Mapper</w:t>
-            </w:r>
-          </w:p>
-        </w:tc>
-        <w:tc>
-          <w:tcPr>
-            <w:tcW w:w="4850" w:type="dxa"/>
-            <w:shd w:val="clear" w:color="auto" w:fill="D9E1F2"/>
-            <w:vAlign w:val="center"/>
-          </w:tcPr>
-          <w:p>
-            <w:r>
-              <w:rPr>
-                <w:rFonts w:ascii="Calibri" w:hAnsi="Calibri"/>
-                <w:color w:val="000000"/>
-              </w:rPr>
-              <w:t>Herramienta Prisma utilizada en el sprint</w:t>
+          </w:tcPr>
+          <w:p>
+            <w:pPr>
+              <w:rPr>
+                <w:szCs w:val="28"/>
+              </w:rPr>
+            </w:pPr>
+            <w:r>
+              <w:rPr>
+                <w:color w:val="000000"/>
+                <w:szCs w:val="28"/>
+              </w:rPr>
+              <w:t>Application Programming Interface</w:t>
             </w:r>
           </w:p>
         </w:tc>
       </w:tr>
       <w:tr>
-        <w:trPr>
-          <w:trHeight w:val="369"/>
-        </w:trPr>
-        <w:tc>
-          <w:tcPr>
-            <w:tcW w:w="1020" w:type="dxa"/>
+        <w:tc>
+          <w:tcPr>
+            <w:tcW w:w="1242" w:type="dxa"/>
             <w:shd w:val="clear" w:color="auto" w:fill="FFFFFF"/>
-            <w:vAlign w:val="center"/>
-          </w:tcPr>
-          <w:p>
-            <w:pPr>
-              <w:jc w:val="center"/>
-            </w:pPr>
-            <w:r>
-              <w:rPr>
-                <w:rFonts w:ascii="Calibri" w:hAnsi="Calibri"/>
+          </w:tcPr>
+          <w:p>
+            <w:pPr>
+              <w:rPr>
+                <w:szCs w:val="28"/>
+              </w:rPr>
+            </w:pPr>
+            <w:r>
+              <w:rPr>
                 <w:b/>
                 <w:color w:val="000000"/>
-              </w:rPr>
-              <w:t>API</w:t>
-            </w:r>
-          </w:p>
-        </w:tc>
-        <w:tc>
-          <w:tcPr>
-            <w:tcW w:w="3483" w:type="dxa"/>
+                <w:szCs w:val="28"/>
+              </w:rPr>
+              <w:t>CRUD</w:t>
+            </w:r>
+          </w:p>
+        </w:tc>
+        <w:tc>
+          <w:tcPr>
+            <w:tcW w:w="3544" w:type="dxa"/>
             <w:shd w:val="clear" w:color="auto" w:fill="FFFFFF"/>
-            <w:vAlign w:val="center"/>
-          </w:tcPr>
-          <w:p>
-            <w:r>
-              <w:rPr>
-                <w:rFonts w:ascii="Calibri" w:hAnsi="Calibri"/>
-                <w:color w:val="000000"/>
-              </w:rPr>
-              <w:t>Application Programming Interface</w:t>
-            </w:r>
-          </w:p>
-        </w:tc>
-        <w:tc>
-          <w:tcPr>
-            <w:tcW w:w="4850" w:type="dxa"/>
-            <w:shd w:val="clear" w:color="auto" w:fill="FFFFFF"/>
-            <w:vAlign w:val="center"/>
-          </w:tcPr>
-          <w:p>
-            <w:r>
-              <w:rPr>
-                <w:rFonts w:ascii="Calibri" w:hAnsi="Calibri"/>
-                <w:color w:val="000000"/>
-              </w:rPr>
-              <w:t xml:space="preserve">Interfaz de </w:t>
-            </w:r>
-            <w:r>
-              <w:rPr>
-                <w:rFonts w:ascii="Calibri" w:hAnsi="Calibri"/>
-                <w:color w:val="000000"/>
-              </w:rPr>
-              <w:t>programación</w:t>
-            </w:r>
+          </w:tcPr>
+          <w:p>
+            <w:pPr>
+              <w:rPr>
+                <w:szCs w:val="28"/>
+              </w:rPr>
+            </w:pPr>
+            <w:r>
+              <w:rPr>
+                <w:color w:val="000000"/>
+                <w:szCs w:val="28"/>
+              </w:rPr>
+              <w:t xml:space="preserve">Create, Read, Update, </w:t>
+            </w:r>
+            <w:proofErr w:type="spellStart"/>
+            <w:r>
+              <w:rPr>
+                <w:color w:val="000000"/>
+                <w:szCs w:val="28"/>
+              </w:rPr>
+              <w:t>Delete</w:t>
+            </w:r>
+            <w:proofErr w:type="spellEnd"/>
           </w:p>
         </w:tc>
       </w:tr>
       <w:tr>
-        <w:trPr>
-          <w:trHeight w:val="369"/>
-        </w:trPr>
-        <w:tc>
-          <w:tcPr>
-            <w:tcW w:w="1020" w:type="dxa"/>
+        <w:tc>
+          <w:tcPr>
+            <w:tcW w:w="1242" w:type="dxa"/>
             <w:shd w:val="clear" w:color="auto" w:fill="D9E1F2"/>
-            <w:vAlign w:val="center"/>
-          </w:tcPr>
-          <w:p>
-            <w:pPr>
-              <w:jc w:val="center"/>
-            </w:pPr>
-            <w:r>
-              <w:rPr>
-                <w:rFonts w:ascii="Calibri" w:hAnsi="Calibri"/>
+          </w:tcPr>
+          <w:p>
+            <w:pPr>
+              <w:rPr>
+                <w:szCs w:val="28"/>
+              </w:rPr>
+            </w:pPr>
+            <w:r>
+              <w:rPr>
                 <w:b/>
                 <w:color w:val="000000"/>
-              </w:rPr>
-              <w:t>CRUD</w:t>
-            </w:r>
-          </w:p>
-        </w:tc>
-        <w:tc>
-          <w:tcPr>
-            <w:tcW w:w="3483" w:type="dxa"/>
+                <w:szCs w:val="28"/>
+              </w:rPr>
+              <w:t>BD</w:t>
+            </w:r>
+          </w:p>
+        </w:tc>
+        <w:tc>
+          <w:tcPr>
+            <w:tcW w:w="3544" w:type="dxa"/>
             <w:shd w:val="clear" w:color="auto" w:fill="D9E1F2"/>
-            <w:vAlign w:val="center"/>
-          </w:tcPr>
-          <w:p>
-            <w:r>
-              <w:rPr>
-                <w:rFonts w:ascii="Calibri" w:hAnsi="Calibri"/>
-                <w:color w:val="000000"/>
-              </w:rPr>
-              <w:t>Create, Read, Update, Delete</w:t>
-            </w:r>
-          </w:p>
-        </w:tc>
-        <w:tc>
-          <w:tcPr>
-            <w:tcW w:w="4850" w:type="dxa"/>
-            <w:shd w:val="clear" w:color="auto" w:fill="D9E1F2"/>
-            <w:vAlign w:val="center"/>
-          </w:tcPr>
-          <w:p>
-            <w:r>
-              <w:rPr>
-                <w:rFonts w:ascii="Calibri" w:hAnsi="Calibri"/>
-                <w:color w:val="000000"/>
-              </w:rPr>
-              <w:t xml:space="preserve">Operaciones </w:t>
-            </w:r>
-            <w:r>
-              <w:rPr>
-                <w:rFonts w:ascii="Calibri" w:hAnsi="Calibri"/>
-                <w:color w:val="000000"/>
-              </w:rPr>
-              <w:t>básicas</w:t>
-            </w:r>
-            <w:r>
-              <w:rPr>
-                <w:rFonts w:ascii="Calibri" w:hAnsi="Calibri"/>
-                <w:color w:val="000000"/>
-              </w:rPr>
-              <w:t xml:space="preserve"> de </w:t>
-            </w:r>
-            <w:r>
-              <w:rPr>
-                <w:rFonts w:ascii="Calibri" w:hAnsi="Calibri"/>
-                <w:color w:val="000000"/>
-              </w:rPr>
-              <w:t>gestión</w:t>
+          </w:tcPr>
+          <w:p>
+            <w:pPr>
+              <w:rPr>
+                <w:szCs w:val="28"/>
+              </w:rPr>
+            </w:pPr>
+            <w:r>
+              <w:rPr>
+                <w:color w:val="000000"/>
+                <w:szCs w:val="28"/>
+              </w:rPr>
+              <w:t>Base de Datos</w:t>
             </w:r>
           </w:p>
         </w:tc>
       </w:tr>
       <w:tr>
-        <w:trPr>
-          <w:trHeight w:val="369"/>
-        </w:trPr>
-        <w:tc>
-          <w:tcPr>
-            <w:tcW w:w="1020" w:type="dxa"/>
+        <w:tc>
+          <w:tcPr>
+            <w:tcW w:w="1242" w:type="dxa"/>
             <w:shd w:val="clear" w:color="auto" w:fill="FFFFFF"/>
-            <w:vAlign w:val="center"/>
-          </w:tcPr>
-          <w:p>
-            <w:pPr>
-              <w:jc w:val="center"/>
-            </w:pPr>
-            <w:r>
-              <w:rPr>
-                <w:rFonts w:ascii="Calibri" w:hAnsi="Calibri"/>
+          </w:tcPr>
+          <w:p>
+            <w:pPr>
+              <w:rPr>
+                <w:szCs w:val="28"/>
+              </w:rPr>
+            </w:pPr>
+            <w:r>
+              <w:rPr>
                 <w:b/>
                 <w:color w:val="000000"/>
-              </w:rPr>
-              <w:t>BD</w:t>
-            </w:r>
-          </w:p>
-        </w:tc>
-        <w:tc>
-          <w:tcPr>
-            <w:tcW w:w="3483" w:type="dxa"/>
+                <w:szCs w:val="28"/>
+              </w:rPr>
+              <w:t>BCK</w:t>
+            </w:r>
+          </w:p>
+        </w:tc>
+        <w:tc>
+          <w:tcPr>
+            <w:tcW w:w="3544" w:type="dxa"/>
             <w:shd w:val="clear" w:color="auto" w:fill="FFFFFF"/>
-            <w:vAlign w:val="center"/>
-          </w:tcPr>
-          <w:p>
-            <w:r>
-              <w:rPr>
-                <w:rFonts w:ascii="Calibri" w:hAnsi="Calibri"/>
-                <w:color w:val="000000"/>
-              </w:rPr>
-              <w:t>Base de Datos</w:t>
-            </w:r>
-          </w:p>
-        </w:tc>
-        <w:tc>
-          <w:tcPr>
-            <w:tcW w:w="4850" w:type="dxa"/>
-            <w:shd w:val="clear" w:color="auto" w:fill="FFFFFF"/>
-            <w:vAlign w:val="center"/>
-          </w:tcPr>
-          <w:p>
-            <w:r>
-              <w:rPr>
-                <w:rFonts w:ascii="Calibri" w:hAnsi="Calibri"/>
-                <w:color w:val="000000"/>
-              </w:rPr>
-              <w:t>Repositorio de datos del sistema</w:t>
+          </w:tcPr>
+          <w:p>
+            <w:pPr>
+              <w:rPr>
+                <w:szCs w:val="28"/>
+              </w:rPr>
+            </w:pPr>
+            <w:r>
+              <w:rPr>
+                <w:color w:val="000000"/>
+                <w:szCs w:val="28"/>
+              </w:rPr>
+              <w:t>Backlog</w:t>
             </w:r>
           </w:p>
         </w:tc>
       </w:tr>
       <w:tr>
-        <w:trPr>
-          <w:trHeight w:val="369"/>
-        </w:trPr>
-        <w:tc>
-          <w:tcPr>
-            <w:tcW w:w="1020" w:type="dxa"/>
+        <w:tc>
+          <w:tcPr>
+            <w:tcW w:w="1242" w:type="dxa"/>
             <w:shd w:val="clear" w:color="auto" w:fill="D9E1F2"/>
-            <w:vAlign w:val="center"/>
-          </w:tcPr>
-          <w:p>
-            <w:pPr>
-              <w:jc w:val="center"/>
-            </w:pPr>
-            <w:r>
-              <w:rPr>
-                <w:rFonts w:ascii="Calibri" w:hAnsi="Calibri"/>
+          </w:tcPr>
+          <w:p>
+            <w:pPr>
+              <w:rPr>
+                <w:szCs w:val="28"/>
+              </w:rPr>
+            </w:pPr>
+            <w:r>
+              <w:rPr>
                 <w:b/>
                 <w:color w:val="000000"/>
-              </w:rPr>
-              <w:t>BCK</w:t>
-            </w:r>
-          </w:p>
-        </w:tc>
-        <w:tc>
-          <w:tcPr>
-            <w:tcW w:w="3483" w:type="dxa"/>
+                <w:szCs w:val="28"/>
+              </w:rPr>
+              <w:t>PLN-REA</w:t>
+            </w:r>
+          </w:p>
+        </w:tc>
+        <w:tc>
+          <w:tcPr>
+            <w:tcW w:w="3544" w:type="dxa"/>
             <w:shd w:val="clear" w:color="auto" w:fill="D9E1F2"/>
-            <w:vAlign w:val="center"/>
-          </w:tcPr>
-          <w:p>
-            <w:r>
-              <w:rPr>
-                <w:rFonts w:ascii="Calibri" w:hAnsi="Calibri"/>
-                <w:color w:val="000000"/>
-              </w:rPr>
-              <w:t>Backlog</w:t>
-            </w:r>
-          </w:p>
-        </w:tc>
-        <w:tc>
-          <w:tcPr>
-            <w:tcW w:w="4850" w:type="dxa"/>
-            <w:shd w:val="clear" w:color="auto" w:fill="D9E1F2"/>
-            <w:vAlign w:val="center"/>
-          </w:tcPr>
-          <w:p>
-            <w:r>
-              <w:rPr>
-                <w:rFonts w:ascii="Calibri" w:hAnsi="Calibri"/>
-                <w:color w:val="000000"/>
-              </w:rPr>
-              <w:t>Ref. al documento Sprint_02_Backlog_ICARO.xlsx</w:t>
+          </w:tcPr>
+          <w:p>
+            <w:pPr>
+              <w:rPr>
+                <w:szCs w:val="28"/>
+              </w:rPr>
+            </w:pPr>
+            <w:r>
+              <w:rPr>
+                <w:color w:val="000000"/>
+                <w:szCs w:val="28"/>
+              </w:rPr>
+              <w:t>Planificado-Realizado</w:t>
             </w:r>
           </w:p>
         </w:tc>
       </w:tr>
       <w:tr>
-        <w:trPr>
-          <w:trHeight w:val="369"/>
-        </w:trPr>
-        <w:tc>
-          <w:tcPr>
-            <w:tcW w:w="1020" w:type="dxa"/>
+        <w:tc>
+          <w:tcPr>
+            <w:tcW w:w="1242" w:type="dxa"/>
             <w:shd w:val="clear" w:color="auto" w:fill="FFFFFF"/>
-            <w:vAlign w:val="center"/>
-          </w:tcPr>
-          <w:p>
-            <w:pPr>
-              <w:jc w:val="center"/>
-            </w:pPr>
-            <w:r>
-              <w:rPr>
-                <w:rFonts w:ascii="Calibri" w:hAnsi="Calibri"/>
+          </w:tcPr>
+          <w:p>
+            <w:pPr>
+              <w:rPr>
+                <w:szCs w:val="28"/>
+              </w:rPr>
+            </w:pPr>
+            <w:r>
+              <w:rPr>
                 <w:b/>
                 <w:color w:val="000000"/>
-              </w:rPr>
-              <w:t>PLN-REA</w:t>
-            </w:r>
-          </w:p>
-        </w:tc>
-        <w:tc>
-          <w:tcPr>
-            <w:tcW w:w="3483" w:type="dxa"/>
+                <w:szCs w:val="28"/>
+              </w:rPr>
+              <w:t>INF-PRU</w:t>
+            </w:r>
+          </w:p>
+        </w:tc>
+        <w:tc>
+          <w:tcPr>
+            <w:tcW w:w="3544" w:type="dxa"/>
             <w:shd w:val="clear" w:color="auto" w:fill="FFFFFF"/>
-            <w:vAlign w:val="center"/>
-          </w:tcPr>
-          <w:p>
-            <w:r>
-              <w:rPr>
-                <w:rFonts w:ascii="Calibri" w:hAnsi="Calibri"/>
-                <w:color w:val="000000"/>
-              </w:rPr>
-              <w:t>Planificado-Realizado</w:t>
-            </w:r>
-          </w:p>
-        </w:tc>
-        <w:tc>
-          <w:tcPr>
-            <w:tcW w:w="4850" w:type="dxa"/>
-            <w:shd w:val="clear" w:color="auto" w:fill="FFFFFF"/>
-            <w:vAlign w:val="center"/>
-          </w:tcPr>
-          <w:p>
-            <w:r>
-              <w:rPr>
-                <w:rFonts w:ascii="Calibri" w:hAnsi="Calibri"/>
-                <w:color w:val="000000"/>
-              </w:rPr>
-              <w:t xml:space="preserve">Ref. al documento de </w:t>
-            </w:r>
-            <w:r>
-              <w:rPr>
-                <w:rFonts w:ascii="Calibri" w:hAnsi="Calibri"/>
-                <w:color w:val="000000"/>
-              </w:rPr>
-              <w:t>comparación</w:t>
+          </w:tcPr>
+          <w:p>
+            <w:pPr>
+              <w:rPr>
+                <w:szCs w:val="28"/>
+              </w:rPr>
+            </w:pPr>
+            <w:r>
+              <w:rPr>
+                <w:color w:val="000000"/>
+                <w:szCs w:val="28"/>
+              </w:rPr>
+              <w:t>Informe de Pruebas</w:t>
             </w:r>
           </w:p>
         </w:tc>
       </w:tr>
       <w:tr>
-        <w:trPr>
-          <w:trHeight w:val="369"/>
-        </w:trPr>
-        <w:tc>
-          <w:tcPr>
-            <w:tcW w:w="1020" w:type="dxa"/>
+        <w:tc>
+          <w:tcPr>
+            <w:tcW w:w="1242" w:type="dxa"/>
             <w:shd w:val="clear" w:color="auto" w:fill="D9E1F2"/>
-            <w:vAlign w:val="center"/>
-          </w:tcPr>
-          <w:p>
-            <w:pPr>
-              <w:jc w:val="center"/>
-            </w:pPr>
-            <w:r>
-              <w:rPr>
-                <w:rFonts w:ascii="Calibri" w:hAnsi="Calibri"/>
+          </w:tcPr>
+          <w:p>
+            <w:pPr>
+              <w:rPr>
+                <w:szCs w:val="28"/>
+              </w:rPr>
+            </w:pPr>
+            <w:r>
+              <w:rPr>
                 <w:b/>
                 <w:color w:val="000000"/>
-              </w:rPr>
-              <w:t>INF-PRU</w:t>
-            </w:r>
-          </w:p>
-        </w:tc>
-        <w:tc>
-          <w:tcPr>
-            <w:tcW w:w="3483" w:type="dxa"/>
+                <w:szCs w:val="28"/>
+              </w:rPr>
+              <w:t>PDF</w:t>
+            </w:r>
+          </w:p>
+        </w:tc>
+        <w:tc>
+          <w:tcPr>
+            <w:tcW w:w="3544" w:type="dxa"/>
             <w:shd w:val="clear" w:color="auto" w:fill="D9E1F2"/>
-            <w:vAlign w:val="center"/>
-          </w:tcPr>
-          <w:p>
-            <w:r>
-              <w:rPr>
-                <w:rFonts w:ascii="Calibri" w:hAnsi="Calibri"/>
-                <w:color w:val="000000"/>
-              </w:rPr>
-              <w:t>Informe de Pruebas</w:t>
-            </w:r>
-          </w:p>
-        </w:tc>
-        <w:tc>
-          <w:tcPr>
-            <w:tcW w:w="4850" w:type="dxa"/>
-            <w:shd w:val="clear" w:color="auto" w:fill="D9E1F2"/>
-            <w:vAlign w:val="center"/>
-          </w:tcPr>
-          <w:p>
-            <w:r>
-              <w:rPr>
-                <w:rFonts w:ascii="Calibri" w:hAnsi="Calibri"/>
-                <w:color w:val="000000"/>
-              </w:rPr>
-              <w:t>Ref. al documento de pruebas</w:t>
+          </w:tcPr>
+          <w:p>
+            <w:pPr>
+              <w:rPr>
+                <w:szCs w:val="28"/>
+              </w:rPr>
+            </w:pPr>
+            <w:r>
+              <w:rPr>
+                <w:color w:val="000000"/>
+                <w:szCs w:val="28"/>
+              </w:rPr>
+              <w:t>Portable Document Format</w:t>
             </w:r>
           </w:p>
         </w:tc>
       </w:tr>
       <w:tr>
-        <w:trPr>
-          <w:trHeight w:val="369"/>
-        </w:trPr>
-        <w:tc>
-          <w:tcPr>
-            <w:tcW w:w="1020" w:type="dxa"/>
+        <w:tc>
+          <w:tcPr>
+            <w:tcW w:w="1242" w:type="dxa"/>
             <w:shd w:val="clear" w:color="auto" w:fill="FFFFFF"/>
-            <w:vAlign w:val="center"/>
-          </w:tcPr>
-          <w:p>
-            <w:pPr>
-              <w:jc w:val="center"/>
-            </w:pPr>
-            <w:r>
-              <w:rPr>
-                <w:rFonts w:ascii="Calibri" w:hAnsi="Calibri"/>
+          </w:tcPr>
+          <w:p>
+            <w:pPr>
+              <w:rPr>
+                <w:szCs w:val="28"/>
+              </w:rPr>
+            </w:pPr>
+            <w:r>
+              <w:rPr>
                 <w:b/>
                 <w:color w:val="000000"/>
+                <w:szCs w:val="28"/>
               </w:rPr>
               <w:t>Git</w:t>
             </w:r>
@@ -8886,118 +8558,21 @@
         </w:tc>
         <w:tc>
           <w:tcPr>
-            <w:tcW w:w="3483" w:type="dxa"/>
+            <w:tcW w:w="3544" w:type="dxa"/>
             <w:shd w:val="clear" w:color="auto" w:fill="FFFFFF"/>
-            <w:vAlign w:val="center"/>
-          </w:tcPr>
-          <w:p>
-            <w:r>
-              <w:rPr>
-                <w:rFonts w:ascii="Calibri" w:hAnsi="Calibri"/>
-                <w:color w:val="000000"/>
+          </w:tcPr>
+          <w:p>
+            <w:pPr>
+              <w:rPr>
+                <w:szCs w:val="28"/>
+              </w:rPr>
+            </w:pPr>
+            <w:r>
+              <w:rPr>
+                <w:color w:val="000000"/>
+                <w:szCs w:val="28"/>
               </w:rPr>
               <w:t>Sistema de control de versiones</w:t>
-            </w:r>
-          </w:p>
-        </w:tc>
-        <w:tc>
-          <w:tcPr>
-            <w:tcW w:w="4850" w:type="dxa"/>
-            <w:shd w:val="clear" w:color="auto" w:fill="FFFFFF"/>
-            <w:vAlign w:val="center"/>
-          </w:tcPr>
-          <w:p>
-            <w:r>
-              <w:rPr>
-                <w:rFonts w:ascii="Calibri" w:hAnsi="Calibri"/>
-                <w:color w:val="000000"/>
-              </w:rPr>
-              <w:t xml:space="preserve">Herramienta de </w:t>
-            </w:r>
-            <w:r>
-              <w:rPr>
-                <w:rFonts w:ascii="Calibri" w:hAnsi="Calibri"/>
-                <w:color w:val="000000"/>
-              </w:rPr>
-              <w:t>gestión</w:t>
-            </w:r>
-            <w:r>
-              <w:rPr>
-                <w:rFonts w:ascii="Calibri" w:hAnsi="Calibri"/>
-                <w:color w:val="000000"/>
-              </w:rPr>
-              <w:t xml:space="preserve"> de </w:t>
-            </w:r>
-            <w:r>
-              <w:rPr>
-                <w:rFonts w:ascii="Calibri" w:hAnsi="Calibri"/>
-                <w:color w:val="000000"/>
-              </w:rPr>
-              <w:t>código</w:t>
-            </w:r>
-            <w:r>
-              <w:rPr>
-                <w:rFonts w:ascii="Calibri" w:hAnsi="Calibri"/>
-                <w:color w:val="000000"/>
-              </w:rPr>
-              <w:t xml:space="preserve"> fuente</w:t>
-            </w:r>
-          </w:p>
-        </w:tc>
-      </w:tr>
-      <w:tr>
-        <w:trPr>
-          <w:trHeight w:val="369"/>
-        </w:trPr>
-        <w:tc>
-          <w:tcPr>
-            <w:tcW w:w="1020" w:type="dxa"/>
-            <w:shd w:val="clear" w:color="auto" w:fill="D9E1F2"/>
-            <w:vAlign w:val="center"/>
-          </w:tcPr>
-          <w:p>
-            <w:pPr>
-              <w:jc w:val="center"/>
-            </w:pPr>
-            <w:r>
-              <w:rPr>
-                <w:rFonts w:ascii="Calibri" w:hAnsi="Calibri"/>
-                <w:b/>
-                <w:color w:val="000000"/>
-              </w:rPr>
-              <w:t>S3</w:t>
-            </w:r>
-          </w:p>
-        </w:tc>
-        <w:tc>
-          <w:tcPr>
-            <w:tcW w:w="3483" w:type="dxa"/>
-            <w:shd w:val="clear" w:color="auto" w:fill="D9E1F2"/>
-            <w:vAlign w:val="center"/>
-          </w:tcPr>
-          <w:p>
-            <w:r>
-              <w:rPr>
-                <w:rFonts w:ascii="Calibri" w:hAnsi="Calibri"/>
-                <w:color w:val="000000"/>
-              </w:rPr>
-              <w:t>Simple Storage Service</w:t>
-            </w:r>
-          </w:p>
-        </w:tc>
-        <w:tc>
-          <w:tcPr>
-            <w:tcW w:w="4850" w:type="dxa"/>
-            <w:shd w:val="clear" w:color="auto" w:fill="D9E1F2"/>
-            <w:vAlign w:val="center"/>
-          </w:tcPr>
-          <w:p>
-            <w:r>
-              <w:rPr>
-                <w:rFonts w:ascii="Calibri" w:hAnsi="Calibri"/>
-                <w:color w:val="000000"/>
-              </w:rPr>
-              <w:t>Servicio de almacenamiento en nube (extensible)</w:t>
             </w:r>
           </w:p>
         </w:tc>
